--- a/fuentes/CFA1_23120007_DU.docx
+++ b/fuentes/CFA1_23120007_DU.docx
@@ -168,7 +168,7 @@
         <mc:AlternateContent>
           <mc:Choice Requires="wps">
             <w:drawing>
-              <wp:anchor distT="45720" distB="45720" distL="114300" distR="114300" simplePos="0" relativeHeight="251655168" behindDoc="0" locked="0" layoutInCell="1" allowOverlap="1" wp14:anchorId="45DB28F6" wp14:editId="3510228F">
+              <wp:anchor distT="45720" distB="45720" distL="114300" distR="114300" simplePos="0" relativeHeight="251655168" behindDoc="0" locked="0" layoutInCell="1" allowOverlap="1" wp14:anchorId="45DB28F6" wp14:editId="2FE70FD4">
                 <wp:simplePos x="0" y="0"/>
                 <wp:positionH relativeFrom="margin">
                   <wp:posOffset>-25400</wp:posOffset>
@@ -179,7 +179,13 @@
                 <wp:extent cx="6699250" cy="2387600"/>
                 <wp:effectExtent l="0" t="0" r="0" b="0"/>
                 <wp:wrapNone/>
-                <wp:docPr id="377554333" name="Cuadro de texto 16"/>
+                <wp:docPr id="377554333" name="Cuadro de texto 16">
+                  <a:extLst xmlns:a="http://schemas.openxmlformats.org/drawingml/2006/main">
+                    <a:ext uri="{C183D7F6-B498-43B3-948B-1728B52AA6E4}">
+                      <adec:decorative xmlns:adec="http://schemas.microsoft.com/office/drawing/2017/decorative" val="1"/>
+                    </a:ext>
+                  </a:extLst>
+                </wp:docPr>
                 <wp:cNvGraphicFramePr>
                   <a:graphicFrameLocks xmlns:a="http://schemas.openxmlformats.org/drawingml/2006/main"/>
                 </wp:cNvGraphicFramePr>
@@ -253,7 +259,7 @@
                 <v:stroke joinstyle="miter"/>
                 <v:path gradientshapeok="t" o:connecttype="rect"/>
               </v:shapetype>
-              <v:shape id="Cuadro de texto 16" o:spid="_x0000_s1026" type="#_x0000_t202" style="position:absolute;left:0;text-align:left;margin-left:-2pt;margin-top:26.9pt;width:527.5pt;height:188pt;z-index:251655168;visibility:visible;mso-wrap-style:square;mso-width-percent:0;mso-height-percent:0;mso-wrap-distance-left:9pt;mso-wrap-distance-top:3.6pt;mso-wrap-distance-right:9pt;mso-wrap-distance-bottom:3.6pt;mso-position-horizontal:absolute;mso-position-horizontal-relative:margin;mso-position-vertical:absolute;mso-position-vertical-relative:text;mso-width-percent:0;mso-height-percent:0;mso-width-relative:margin;mso-height-relative:margin;v-text-anchor:top" o:gfxdata="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" filled="f" stroked="f">
+              <v:shape id="Cuadro de texto 16" o:spid="_x0000_s1026" type="#_x0000_t202" alt="&quot;&quot;" style="position:absolute;left:0;text-align:left;margin-left:-2pt;margin-top:26.9pt;width:527.5pt;height:188pt;z-index:251655168;visibility:visible;mso-wrap-style:square;mso-width-percent:0;mso-height-percent:0;mso-wrap-distance-left:9pt;mso-wrap-distance-top:3.6pt;mso-wrap-distance-right:9pt;mso-wrap-distance-bottom:3.6pt;mso-position-horizontal:absolute;mso-position-horizontal-relative:margin;mso-position-vertical:absolute;mso-position-vertical-relative:text;mso-width-percent:0;mso-height-percent:0;mso-width-relative:margin;mso-height-relative:margin;v-text-anchor:top" o:gfxdata="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" filled="f" stroked="f">
                 <v:textbox>
                   <w:txbxContent>
                     <w:p>
@@ -296,7 +302,7 @@
         <mc:AlternateContent>
           <mc:Choice Requires="wps">
             <w:drawing>
-              <wp:anchor distT="0" distB="0" distL="114300" distR="114300" simplePos="0" relativeHeight="251654144" behindDoc="1" locked="0" layoutInCell="1" allowOverlap="1" wp14:anchorId="04AFE0C4" wp14:editId="4C5C8332">
+              <wp:anchor distT="0" distB="0" distL="114300" distR="114300" simplePos="0" relativeHeight="251654144" behindDoc="1" locked="0" layoutInCell="1" allowOverlap="1" wp14:anchorId="04AFE0C4" wp14:editId="7B7A8591">
                 <wp:simplePos x="0" y="0"/>
                 <wp:positionH relativeFrom="column">
                   <wp:posOffset>-707390</wp:posOffset>
@@ -307,7 +313,13 @@
                 <wp:extent cx="7795895" cy="2590800"/>
                 <wp:effectExtent l="0" t="0" r="0" b="0"/>
                 <wp:wrapNone/>
-                <wp:docPr id="1143749200" name="Rectángulo 18"/>
+                <wp:docPr id="1143749200" name="Rectángulo 18">
+                  <a:extLst xmlns:a="http://schemas.openxmlformats.org/drawingml/2006/main">
+                    <a:ext uri="{C183D7F6-B498-43B3-948B-1728B52AA6E4}">
+                      <adec:decorative xmlns:adec="http://schemas.microsoft.com/office/drawing/2017/decorative" val="1"/>
+                    </a:ext>
+                  </a:extLst>
+                </wp:docPr>
                 <wp:cNvGraphicFramePr>
                   <a:graphicFrameLocks xmlns:a="http://schemas.openxmlformats.org/drawingml/2006/main"/>
                 </wp:cNvGraphicFramePr>
@@ -355,7 +367,7 @@
           </mc:Choice>
           <mc:Fallback>
             <w:pict>
-              <v:rect w14:anchorId="0EA92346" id="Rectángulo 18" o:spid="_x0000_s1026" style="position:absolute;margin-left:-55.7pt;margin-top:29pt;width:613.85pt;height:204pt;z-index:-251662336;visibility:visible;mso-wrap-style:square;mso-width-percent:0;mso-height-percent:0;mso-wrap-distance-left:9pt;mso-wrap-distance-top:0;mso-wrap-distance-right:9pt;mso-wrap-distance-bottom:0;mso-position-horizontal:absolute;mso-position-horizontal-relative:text;mso-position-vertical:absolute;mso-position-vertical-relative:text;mso-width-percent:0;mso-height-percent:0;mso-width-relative:page;mso-height-relative:margin;v-text-anchor:middle" o:gfxdata="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" fillcolor="#00314d" stroked="f" strokeweight="1pt"/>
+              <v:rect w14:anchorId="02C9B15E" id="Rectángulo 18" o:spid="_x0000_s1026" alt="&quot;&quot;" style="position:absolute;margin-left:-55.7pt;margin-top:29pt;width:613.85pt;height:204pt;z-index:-251662336;visibility:visible;mso-wrap-style:square;mso-width-percent:0;mso-height-percent:0;mso-wrap-distance-left:9pt;mso-wrap-distance-top:0;mso-wrap-distance-right:9pt;mso-wrap-distance-bottom:0;mso-position-horizontal:absolute;mso-position-horizontal-relative:text;mso-position-vertical:absolute;mso-position-vertical-relative:text;mso-width-percent:0;mso-height-percent:0;mso-width-relative:page;mso-height-relative:margin;v-text-anchor:middle" o:gfxdata="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" fillcolor="#00314d" stroked="f" strokeweight="1pt"/>
             </w:pict>
           </mc:Fallback>
         </mc:AlternateContent>
@@ -2901,6 +2913,13 @@
     </w:p>
     <w:p>
       <w:pPr>
+        <w:rPr>
+          <w:lang w:eastAsia="es-CO"/>
+        </w:rPr>
+      </w:pPr>
+    </w:p>
+    <w:p>
+      <w:pPr>
         <w:pStyle w:val="Video"/>
         <w:spacing w:before="0" w:after="0"/>
         <w:ind w:firstLine="708"/>
@@ -2925,6 +2944,27 @@
     </w:p>
     <w:p>
       <w:pPr>
+        <w:spacing w:before="0" w:after="0" w:line="240" w:lineRule="auto"/>
+        <w:ind w:firstLine="0"/>
+        <w:rPr>
+          <w:rFonts w:cs="Calibri"/>
+          <w:b/>
+          <w:bCs/>
+          <w:lang w:eastAsia="es-CO"/>
+        </w:rPr>
+      </w:pPr>
+      <w:r>
+        <w:rPr>
+          <w:rFonts w:cs="Calibri"/>
+          <w:b/>
+          <w:bCs/>
+          <w:lang w:eastAsia="es-CO"/>
+        </w:rPr>
+        <w:br w:type="page"/>
+      </w:r>
+    </w:p>
+    <w:p>
+      <w:pPr>
         <w:pStyle w:val="Video"/>
         <w:jc w:val="left"/>
       </w:pPr>
@@ -2937,6 +2977,7 @@
           <w:kern w:val="2"/>
           <w:lang w:eastAsia="es-CO"/>
         </w:rPr>
+        <w:lastRenderedPageBreak/>
         <w:t>Video 1.</w:t>
       </w:r>
       <w:r>
@@ -2961,10 +3002,16 @@
           <w:noProof/>
         </w:rPr>
         <w:drawing>
-          <wp:inline distT="0" distB="0" distL="0" distR="0" wp14:anchorId="6E4A3153" wp14:editId="1DE9A2C6">
-            <wp:extent cx="2787650" cy="2090738"/>
-            <wp:effectExtent l="0" t="0" r="0" b="5080"/>
-            <wp:docPr id="925288765" name="Imagen 5"/>
+          <wp:inline distT="0" distB="0" distL="0" distR="0" wp14:anchorId="6E4A3153" wp14:editId="1286EC4D">
+            <wp:extent cx="5387340" cy="4040507"/>
+            <wp:effectExtent l="0" t="0" r="3810" b="0"/>
+            <wp:docPr id="925288765" name="Imagen 5">
+              <a:extLst xmlns:a="http://schemas.openxmlformats.org/drawingml/2006/main">
+                <a:ext uri="{C183D7F6-B498-43B3-948B-1728B52AA6E4}">
+                  <adec:decorative xmlns:adec="http://schemas.microsoft.com/office/drawing/2017/decorative" val="1"/>
+                </a:ext>
+              </a:extLst>
+            </wp:docPr>
             <wp:cNvGraphicFramePr>
               <a:graphicFrameLocks xmlns:a="http://schemas.openxmlformats.org/drawingml/2006/main" noChangeAspect="1"/>
             </wp:cNvGraphicFramePr>
@@ -2972,7 +3019,13 @@
               <a:graphicData uri="http://schemas.openxmlformats.org/drawingml/2006/picture">
                 <pic:pic xmlns:pic="http://schemas.openxmlformats.org/drawingml/2006/picture">
                   <pic:nvPicPr>
-                    <pic:cNvPr id="0" name="Picture 3"/>
+                    <pic:cNvPr id="925288765" name="Imagen 5">
+                      <a:extLst>
+                        <a:ext uri="{C183D7F6-B498-43B3-948B-1728B52AA6E4}">
+                          <adec:decorative xmlns:adec="http://schemas.microsoft.com/office/drawing/2017/decorative" val="1"/>
+                        </a:ext>
+                      </a:extLst>
+                    </pic:cNvPr>
                     <pic:cNvPicPr>
                       <a:picLocks noChangeAspect="1" noChangeArrowheads="1"/>
                     </pic:cNvPicPr>
@@ -2993,7 +3046,7 @@
                   <pic:spPr bwMode="auto">
                     <a:xfrm>
                       <a:off x="0" y="0"/>
-                      <a:ext cx="2801445" cy="2101085"/>
+                      <a:ext cx="5415649" cy="4061739"/>
                     </a:xfrm>
                     <a:prstGeom prst="rect">
                       <a:avLst/>
@@ -3103,6 +3156,7 @@
               <w:spacing w:before="0" w:after="0"/>
             </w:pPr>
             <w:r>
+              <w:lastRenderedPageBreak/>
               <w:t xml:space="preserve">A través de ejemplos prácticos, se evidencia cómo la exposición inadecuada, la manipulación incorrecta o el desconocimiento de las propiedades químicas pueden generar accidentes laborales, afectar la salud de los trabajadores y ocasionar daños al entorno. Reconocer estas consecuencias favorece una actitud consciente y preventiva frente al uso de sustancias químicas. </w:t>
             </w:r>
           </w:p>
@@ -3136,7 +3190,6 @@
               </w:rPr>
             </w:pPr>
             <w:r>
-              <w:lastRenderedPageBreak/>
               <w:t>Este enfoque fortalece una cultura de prevención, impulsa la responsabilidad organizacional y consolida el control, promoviendo entornos laborales más seguros, saludables y sostenibles.</w:t>
             </w:r>
           </w:p>
@@ -6077,6 +6130,8 @@
               <w:spacing w:before="0" w:after="0" w:line="360" w:lineRule="auto"/>
               <w:rPr>
                 <w:rFonts w:asciiTheme="minorHAnsi" w:hAnsiTheme="minorHAnsi" w:cstheme="minorHAnsi"/>
+                <w:bCs/>
+                <w:color w:val="000000" w:themeColor="text1"/>
                 <w:sz w:val="28"/>
                 <w:szCs w:val="28"/>
               </w:rPr>
@@ -6100,7 +6155,7 @@
           </w:tcPr>
           <w:tbl>
             <w:tblPr>
-              <w:tblW w:w="0" w:type="auto"/>
+              <w:tblW w:w="1154" w:type="dxa"/>
               <w:tblCellSpacing w:w="15" w:type="dxa"/>
               <w:tblCellMar>
                 <w:top w:w="15" w:type="dxa"/>
@@ -6111,15 +6166,19 @@
               <w:tblLook w:val="04A0" w:firstRow="1" w:lastRow="0" w:firstColumn="1" w:lastColumn="0" w:noHBand="0" w:noVBand="1"/>
             </w:tblPr>
             <w:tblGrid>
-              <w:gridCol w:w="110"/>
+              <w:gridCol w:w="175"/>
+              <w:gridCol w:w="979"/>
             </w:tblGrid>
             <w:tr>
               <w:trPr>
+                <w:gridAfter w:val="1"/>
+                <w:wAfter w:w="934" w:type="dxa"/>
+                <w:trHeight w:hRule="exact" w:val="12"/>
                 <w:tblCellSpacing w:w="15" w:type="dxa"/>
               </w:trPr>
               <w:tc>
                 <w:tcPr>
-                  <w:tcW w:w="36" w:type="dxa"/>
+                  <w:tcW w:w="130" w:type="dxa"/>
                   <w:vAlign w:val="center"/>
                   <w:hideMark/>
                 </w:tcPr>
@@ -6130,53 +6189,57 @@
                       <w:rFonts w:asciiTheme="minorHAnsi" w:hAnsiTheme="minorHAnsi" w:cstheme="minorHAnsi"/>
                       <w:bCs/>
                       <w:color w:val="000000" w:themeColor="text1"/>
+                      <w:kern w:val="0"/>
                       <w:szCs w:val="28"/>
+                      <w:lang w:eastAsia="es-CO"/>
                     </w:rPr>
                   </w:pPr>
                 </w:p>
               </w:tc>
             </w:tr>
-          </w:tbl>
-          <w:p>
-            <w:pPr>
-              <w:jc w:val="center"/>
-              <w:rPr>
-                <w:rFonts w:asciiTheme="minorHAnsi" w:hAnsiTheme="minorHAnsi" w:cstheme="minorHAnsi"/>
-                <w:bCs/>
-                <w:vanish/>
-                <w:color w:val="000000" w:themeColor="text1"/>
-                <w:szCs w:val="28"/>
-              </w:rPr>
-            </w:pPr>
-          </w:p>
-          <w:tbl>
-            <w:tblPr>
-              <w:tblW w:w="0" w:type="auto"/>
-              <w:jc w:val="center"/>
-              <w:tblCellSpacing w:w="15" w:type="dxa"/>
-              <w:tblCellMar>
-                <w:top w:w="15" w:type="dxa"/>
-                <w:left w:w="15" w:type="dxa"/>
-                <w:bottom w:w="15" w:type="dxa"/>
-                <w:right w:w="15" w:type="dxa"/>
-              </w:tblCellMar>
-              <w:tblLook w:val="04A0" w:firstRow="1" w:lastRow="0" w:firstColumn="1" w:lastColumn="0" w:noHBand="0" w:noVBand="1"/>
-            </w:tblPr>
-            <w:tblGrid>
-              <w:gridCol w:w="725"/>
-            </w:tblGrid>
             <w:tr>
+              <w:tblPrEx>
+                <w:jc w:val="center"/>
+              </w:tblPrEx>
               <w:trPr>
-                <w:trHeight w:val="651"/>
+                <w:trHeight w:val="659"/>
                 <w:tblCellSpacing w:w="15" w:type="dxa"/>
                 <w:jc w:val="center"/>
               </w:trPr>
               <w:tc>
                 <w:tcPr>
-                  <w:tcW w:w="665" w:type="dxa"/>
+                  <w:tcW w:w="1094" w:type="dxa"/>
+                  <w:gridSpan w:val="2"/>
                   <w:vAlign w:val="center"/>
                   <w:hideMark/>
                 </w:tcPr>
+                <w:p>
+                  <w:pPr>
+                    <w:pStyle w:val="TextoTablas"/>
+                    <w:spacing w:before="0" w:after="0" w:line="360" w:lineRule="auto"/>
+                    <w:rPr>
+                      <w:rFonts w:asciiTheme="minorHAnsi" w:hAnsiTheme="minorHAnsi" w:cstheme="minorHAnsi"/>
+                      <w:sz w:val="28"/>
+                      <w:szCs w:val="28"/>
+                    </w:rPr>
+                  </w:pPr>
+                  <w:r>
+                    <w:rPr>
+                      <w:rFonts w:asciiTheme="minorHAnsi" w:hAnsiTheme="minorHAnsi" w:cstheme="minorHAnsi"/>
+                      <w:sz w:val="28"/>
+                      <w:szCs w:val="28"/>
+                    </w:rPr>
+                    <w:t>C</w:t>
+                  </w:r>
+                  <w:r>
+                    <w:rPr>
+                      <w:rFonts w:asciiTheme="minorHAnsi" w:hAnsiTheme="minorHAnsi" w:cstheme="minorHAnsi"/>
+                      <w:sz w:val="28"/>
+                      <w:szCs w:val="28"/>
+                    </w:rPr>
+                    <w:t>₆H₁₄</w:t>
+                  </w:r>
+                </w:p>
                 <w:p>
                   <w:pPr>
                     <w:ind w:left="-37" w:firstLine="0"/>
@@ -6184,27 +6247,37 @@
                       <w:rFonts w:asciiTheme="minorHAnsi" w:hAnsiTheme="minorHAnsi" w:cstheme="minorHAnsi"/>
                       <w:bCs/>
                       <w:color w:val="000000" w:themeColor="text1"/>
+                      <w:kern w:val="0"/>
                       <w:szCs w:val="28"/>
+                      <w:lang w:eastAsia="es-CO"/>
                     </w:rPr>
                   </w:pPr>
-                  <w:r>
+                </w:p>
+                <w:p>
+                  <w:pPr>
+                    <w:ind w:left="-37" w:firstLine="0"/>
                     <w:rPr>
                       <w:rFonts w:asciiTheme="minorHAnsi" w:hAnsiTheme="minorHAnsi" w:cstheme="minorHAnsi"/>
                       <w:bCs/>
                       <w:color w:val="000000" w:themeColor="text1"/>
+                      <w:kern w:val="0"/>
                       <w:szCs w:val="28"/>
+                      <w:lang w:eastAsia="es-CO"/>
                     </w:rPr>
-                    <w:t>C</w:t>
-                  </w:r>
-                  <w:r>
+                  </w:pPr>
+                </w:p>
+                <w:p>
+                  <w:pPr>
+                    <w:ind w:left="-37" w:firstLine="0"/>
                     <w:rPr>
                       <w:rFonts w:asciiTheme="minorHAnsi" w:hAnsiTheme="minorHAnsi" w:cstheme="minorHAnsi"/>
                       <w:bCs/>
                       <w:color w:val="000000" w:themeColor="text1"/>
+                      <w:kern w:val="0"/>
                       <w:szCs w:val="28"/>
+                      <w:lang w:eastAsia="es-CO"/>
                     </w:rPr>
-                    <w:t>₆H₁₄</w:t>
-                  </w:r>
+                  </w:pPr>
                 </w:p>
               </w:tc>
             </w:tr>
@@ -6216,6 +6289,8 @@
               <w:ind w:left="-110"/>
               <w:rPr>
                 <w:rFonts w:asciiTheme="minorHAnsi" w:hAnsiTheme="minorHAnsi" w:cstheme="minorHAnsi"/>
+                <w:bCs/>
+                <w:color w:val="000000" w:themeColor="text1"/>
                 <w:sz w:val="28"/>
                 <w:szCs w:val="28"/>
               </w:rPr>
@@ -6397,6 +6472,17 @@
               </w:rPr>
               <w:t>C₆H₆</w:t>
             </w:r>
+          </w:p>
+          <w:p>
+            <w:pPr>
+              <w:ind w:firstLine="0"/>
+              <w:rPr>
+                <w:rFonts w:asciiTheme="minorHAnsi" w:hAnsiTheme="minorHAnsi" w:cstheme="minorHAnsi"/>
+                <w:bCs/>
+                <w:color w:val="000000" w:themeColor="text1"/>
+                <w:szCs w:val="28"/>
+              </w:rPr>
+            </w:pPr>
           </w:p>
         </w:tc>
         <w:tc>
@@ -6739,33 +6825,6 @@
         <w:spacing w:before="0" w:after="0"/>
         <w:rPr>
           <w:rFonts w:cs="Calibri"/>
-          <w:bCs/>
-        </w:rPr>
-      </w:pPr>
-    </w:p>
-    <w:p>
-      <w:pPr>
-        <w:spacing w:before="0" w:after="0"/>
-        <w:rPr>
-          <w:rFonts w:cs="Calibri"/>
-          <w:bCs/>
-        </w:rPr>
-      </w:pPr>
-    </w:p>
-    <w:p>
-      <w:pPr>
-        <w:spacing w:before="0" w:after="0"/>
-        <w:rPr>
-          <w:rFonts w:cs="Calibri"/>
-          <w:bCs/>
-        </w:rPr>
-      </w:pPr>
-    </w:p>
-    <w:p>
-      <w:pPr>
-        <w:spacing w:before="0" w:after="0"/>
-        <w:rPr>
-          <w:rFonts w:cs="Calibri"/>
           <w:b/>
         </w:rPr>
       </w:pPr>
@@ -6893,8 +6952,15 @@
           <w:rFonts w:cs="Calibri"/>
           <w:bCs/>
         </w:rPr>
+        <w:t xml:space="preserve">Es fundamental diferenciar entre peligro (capacidad intrínseca de una sustancia para causar daño, como ser corrosiva) y riesgo (probabilidad de que el daño ocurra en función de la exposición). Una correcta identificación de la estructura química permite </w:t>
+      </w:r>
+      <w:r>
+        <w:rPr>
+          <w:rFonts w:cs="Calibri"/>
+          <w:bCs/>
+        </w:rPr>
         <w:lastRenderedPageBreak/>
-        <w:t>Es fundamental diferenciar entre peligro (capacidad intrínseca de una sustancia para causar daño, como ser corrosiva) y riesgo (probabilidad de que el daño ocurra en función de la exposición). Una correcta identificación de la estructura química permite implementar medidas de prevención como el etiquetado, el almacenamiento seguro y el uso de protección personal, con el fin de minimizar los riesgos.</w:t>
+        <w:t>implementar medidas de prevención como el etiquetado, el almacenamiento seguro y el uso de protección personal, con el fin de minimizar los riesgos.</w:t>
       </w:r>
     </w:p>
     <w:p>
@@ -6958,38 +7024,7 @@
       <w:pPr>
         <w:pStyle w:val="Figura"/>
       </w:pPr>
-    </w:p>
-    <w:p>
-      <w:pPr>
-        <w:pStyle w:val="Figura"/>
-      </w:pPr>
-    </w:p>
-    <w:p>
-      <w:pPr>
-        <w:pStyle w:val="Figura"/>
-      </w:pPr>
-    </w:p>
-    <w:p>
-      <w:pPr>
-        <w:pStyle w:val="Figura"/>
-      </w:pPr>
-    </w:p>
-    <w:p>
-      <w:pPr>
-        <w:pStyle w:val="Figura"/>
-      </w:pPr>
-    </w:p>
-    <w:p>
-      <w:pPr>
-        <w:pStyle w:val="Figura"/>
-      </w:pPr>
-    </w:p>
-    <w:p>
-      <w:pPr>
-        <w:pStyle w:val="Figura"/>
-      </w:pPr>
-      <w:r>
-        <w:lastRenderedPageBreak/>
+      <w:r>
         <w:t>Figura 1.</w:t>
       </w:r>
       <w:r>
@@ -7023,9 +7058,9 @@
           <w:noProof/>
         </w:rPr>
         <w:drawing>
-          <wp:inline distT="0" distB="0" distL="0" distR="0" wp14:anchorId="56E2D1F2" wp14:editId="184A8C95">
-            <wp:extent cx="3238500" cy="3281464"/>
-            <wp:effectExtent l="0" t="0" r="0" b="0"/>
+          <wp:inline distT="0" distB="0" distL="0" distR="0" wp14:anchorId="56E2D1F2" wp14:editId="0E82963B">
+            <wp:extent cx="2720340" cy="2756429"/>
+            <wp:effectExtent l="0" t="0" r="3810" b="0"/>
             <wp:docPr id="941052196" name="Imagen 5" descr=" Diagrama circular que muestra las etapas del producto químico: creación, diseño, desarrollo, fabricación, almacenamiento, transporte, venta, uso y eliminación, dispuestas de forma secuencial y continua."/>
             <wp:cNvGraphicFramePr>
               <a:graphicFrameLocks xmlns:a="http://schemas.openxmlformats.org/drawingml/2006/main" noChangeAspect="1"/>
@@ -7055,7 +7090,7 @@
                   <pic:spPr bwMode="auto">
                     <a:xfrm>
                       <a:off x="0" y="0"/>
-                      <a:ext cx="3264395" cy="3307702"/>
+                      <a:ext cx="2745766" cy="2782192"/>
                     </a:xfrm>
                     <a:prstGeom prst="rect">
                       <a:avLst/>
@@ -7085,6 +7120,7 @@
           <w:rFonts w:cs="Calibri"/>
           <w:b/>
         </w:rPr>
+        <w:lastRenderedPageBreak/>
         <w:t>Las fases del ciclo de vida identificadas son las siguientes:</w:t>
       </w:r>
     </w:p>
@@ -7295,7 +7331,6 @@
           <w:rFonts w:cs="Calibri"/>
           <w:b/>
         </w:rPr>
-        <w:lastRenderedPageBreak/>
         <w:t>Eliminación:</w:t>
       </w:r>
       <w:r>
@@ -8808,7 +8843,6 @@
                 <w:sz w:val="28"/>
                 <w:szCs w:val="28"/>
               </w:rPr>
-              <w:lastRenderedPageBreak/>
               <w:drawing>
                 <wp:anchor distT="0" distB="0" distL="114300" distR="114300" simplePos="0" relativeHeight="251662336" behindDoc="0" locked="0" layoutInCell="1" allowOverlap="1" wp14:anchorId="1D850B5E" wp14:editId="61898ACC">
                   <wp:simplePos x="0" y="0"/>
@@ -9110,7 +9144,7 @@
                 <w:bCs/>
                 <w:lang w:eastAsia="es-CO"/>
               </w:rPr>
-              <w:t>T</w:t>
+              <w:t>P</w:t>
             </w:r>
             <w:r>
               <w:rPr>
@@ -9119,7 +9153,7 @@
                 <w:bCs/>
                 <w:lang w:eastAsia="es-CO"/>
               </w:rPr>
-              <w:t>ema del programa</w:t>
+              <w:t>ódcast</w:t>
             </w:r>
             <w:r>
               <w:rPr>
@@ -9128,7 +9162,7 @@
                 <w:bCs/>
                 <w:lang w:eastAsia="es-CO"/>
               </w:rPr>
-              <w:t>:</w:t>
+              <w:t xml:space="preserve">. </w:t>
             </w:r>
             <w:r>
               <w:rPr>
@@ -9137,7 +9171,7 @@
                 <w:bCs/>
                 <w:lang w:eastAsia="es-CO"/>
               </w:rPr>
-              <w:t xml:space="preserve"> </w:t>
+              <w:t>T</w:t>
             </w:r>
             <w:r>
               <w:rPr>
@@ -9146,7 +9180,7 @@
                 <w:bCs/>
                 <w:lang w:eastAsia="es-CO"/>
               </w:rPr>
-              <w:t>pódcast</w:t>
+              <w:t xml:space="preserve">ema del </w:t>
             </w:r>
             <w:r>
               <w:rPr>
@@ -9155,7 +9189,25 @@
                 <w:bCs/>
                 <w:lang w:eastAsia="es-CO"/>
               </w:rPr>
-              <w:t xml:space="preserve">. </w:t>
+              <w:t>programa</w:t>
+            </w:r>
+            <w:r>
+              <w:rPr>
+                <w:rFonts w:cs="Calibri"/>
+                <w:b/>
+                <w:bCs/>
+                <w:lang w:eastAsia="es-CO"/>
+              </w:rPr>
+              <w:t>:</w:t>
+            </w:r>
+            <w:r>
+              <w:rPr>
+                <w:rFonts w:cs="Calibri"/>
+                <w:b/>
+                <w:bCs/>
+                <w:lang w:eastAsia="es-CO"/>
+              </w:rPr>
+              <w:t xml:space="preserve"> </w:t>
             </w:r>
             <w:r>
               <w:rPr>
@@ -12363,7 +12415,6 @@
                 <w:sz w:val="28"/>
                 <w:szCs w:val="28"/>
               </w:rPr>
-              <w:lastRenderedPageBreak/>
               <w:t>Tarjeta de emergencia</w:t>
             </w:r>
           </w:p>
@@ -12865,17 +12916,24 @@
           <w:kern w:val="2"/>
           <w:lang w:eastAsia="es-CO"/>
         </w:rPr>
-        <w:t xml:space="preserve">Video 2. </w:t>
-      </w:r>
-      <w:r>
-        <w:rPr>
-          <w:rFonts w:cs="Calibri"/>
-          <w:b/>
-          <w:bCs/>
+        <w:t>Video 2</w:t>
+      </w:r>
+      <w:r>
+        <w:rPr>
+          <w:rFonts w:cs="Calibri"/>
           <w:color w:val="auto"/>
           <w:kern w:val="2"/>
           <w:lang w:eastAsia="es-CO"/>
         </w:rPr>
+        <w:t xml:space="preserve">. </w:t>
+      </w:r>
+      <w:r>
+        <w:rPr>
+          <w:rFonts w:cs="Calibri"/>
+          <w:color w:val="auto"/>
+          <w:kern w:val="2"/>
+          <w:lang w:eastAsia="es-CO"/>
+        </w:rPr>
         <w:t>Peligros químicos</w:t>
       </w:r>
     </w:p>
@@ -12889,10 +12947,16 @@
           <w:noProof/>
         </w:rPr>
         <w:drawing>
-          <wp:inline distT="0" distB="0" distL="0" distR="0" wp14:anchorId="6281B4B8" wp14:editId="24FED4D8">
-            <wp:extent cx="4412673" cy="3109687"/>
-            <wp:effectExtent l="0" t="0" r="6985" b="0"/>
-            <wp:docPr id="1409679454" name="Imagen 15"/>
+          <wp:inline distT="0" distB="0" distL="0" distR="0" wp14:anchorId="6281B4B8" wp14:editId="576ACDE2">
+            <wp:extent cx="5255042" cy="3703320"/>
+            <wp:effectExtent l="0" t="0" r="3175" b="0"/>
+            <wp:docPr id="1409679454" name="Imagen 15">
+              <a:extLst xmlns:a="http://schemas.openxmlformats.org/drawingml/2006/main">
+                <a:ext uri="{C183D7F6-B498-43B3-948B-1728B52AA6E4}">
+                  <adec:decorative xmlns:adec="http://schemas.microsoft.com/office/drawing/2017/decorative" val="1"/>
+                </a:ext>
+              </a:extLst>
+            </wp:docPr>
             <wp:cNvGraphicFramePr>
               <a:graphicFrameLocks xmlns:a="http://schemas.openxmlformats.org/drawingml/2006/main" noChangeAspect="1"/>
             </wp:cNvGraphicFramePr>
@@ -12900,7 +12964,13 @@
               <a:graphicData uri="http://schemas.openxmlformats.org/drawingml/2006/picture">
                 <pic:pic xmlns:pic="http://schemas.openxmlformats.org/drawingml/2006/picture">
                   <pic:nvPicPr>
-                    <pic:cNvPr id="0" name="Picture 24"/>
+                    <pic:cNvPr id="1409679454" name="Imagen 15">
+                      <a:extLst>
+                        <a:ext uri="{C183D7F6-B498-43B3-948B-1728B52AA6E4}">
+                          <adec:decorative xmlns:adec="http://schemas.microsoft.com/office/drawing/2017/decorative" val="1"/>
+                        </a:ext>
+                      </a:extLst>
+                    </pic:cNvPr>
                     <pic:cNvPicPr>
                       <a:picLocks noChangeAspect="1" noChangeArrowheads="1"/>
                     </pic:cNvPicPr>
@@ -12921,7 +12991,7 @@
                   <pic:spPr bwMode="auto">
                     <a:xfrm>
                       <a:off x="0" y="0"/>
-                      <a:ext cx="4439462" cy="3128566"/>
+                      <a:ext cx="5294551" cy="3731163"/>
                     </a:xfrm>
                     <a:prstGeom prst="rect">
                       <a:avLst/>
@@ -13035,7 +13105,11 @@
               <w:t xml:space="preserve">     </w:t>
             </w:r>
             <w:r>
-              <w:t>Las empresas deben identificar el tipo de sustancia química o material peligroso al cual se encuentra expuesto su grupo de trabajadores y determinar las medidas o controles que garanticen su seguridad de acuerdo con lo establecido en la normatividad del país.</w:t>
+              <w:t xml:space="preserve">Las empresas deben identificar el tipo de sustancia química o material peligroso al cual se encuentra expuesto su grupo de trabajadores y determinar las medidas o </w:t>
+            </w:r>
+            <w:r>
+              <w:lastRenderedPageBreak/>
+              <w:t>controles que garanticen su seguridad de acuerdo con lo establecido en la normatividad del país.</w:t>
             </w:r>
           </w:p>
           <w:p>
@@ -13051,7 +13125,6 @@
                 <w:b/>
                 <w:bCs/>
               </w:rPr>
-              <w:lastRenderedPageBreak/>
               <w:t>Consideremos</w:t>
             </w:r>
             <w:r>
@@ -13380,6 +13453,7 @@
               <w:ind w:left="1592"/>
             </w:pPr>
             <w:r>
+              <w:lastRenderedPageBreak/>
               <w:t>E</w:t>
             </w:r>
             <w:r>
@@ -13414,7 +13488,6 @@
               <w:ind w:left="1592"/>
             </w:pPr>
             <w:r>
-              <w:lastRenderedPageBreak/>
               <w:t>P</w:t>
             </w:r>
             <w:r>
@@ -13464,6 +13537,44 @@
         </w:tc>
       </w:tr>
     </w:tbl>
+    <w:p>
+      <w:pPr>
+        <w:pStyle w:val="Ttulo1"/>
+        <w:tabs>
+          <w:tab w:val="clear" w:pos="426"/>
+        </w:tabs>
+        <w:spacing w:line="360" w:lineRule="auto"/>
+        <w:rPr>
+          <w:rFonts w:cs="Calibri"/>
+          <w:bCs/>
+        </w:rPr>
+      </w:pPr>
+      <w:bookmarkStart w:id="15" w:name="_Toc224740836"/>
+    </w:p>
+    <w:p>
+      <w:pPr>
+        <w:spacing w:before="0" w:after="0" w:line="240" w:lineRule="auto"/>
+        <w:ind w:firstLine="0"/>
+        <w:rPr>
+          <w:rFonts w:eastAsia="Times New Roman" w:cs="Calibri"/>
+          <w:b/>
+          <w:bCs/>
+          <w:color w:val="000000"/>
+          <w:spacing w:val="-10"/>
+          <w:kern w:val="0"/>
+          <w:sz w:val="36"/>
+          <w:szCs w:val="32"/>
+          <w:lang w:eastAsia="es-CO"/>
+        </w:rPr>
+      </w:pPr>
+      <w:r>
+        <w:rPr>
+          <w:rFonts w:cs="Calibri"/>
+          <w:bCs/>
+        </w:rPr>
+        <w:br w:type="page"/>
+      </w:r>
+    </w:p>
     <w:p>
       <w:pPr>
         <w:pStyle w:val="Ttulo1"/>
@@ -13481,7 +13592,6 @@
           <w:bCs/>
         </w:rPr>
       </w:pPr>
-      <w:bookmarkStart w:id="15" w:name="_Toc224740836"/>
       <w:r>
         <w:rPr>
           <w:rFonts w:cs="Calibri"/>
@@ -13601,22 +13711,21 @@
     <w:p>
       <w:pPr>
         <w:spacing w:before="0" w:after="0"/>
-        <w:ind w:firstLine="0"/>
-        <w:rPr>
-          <w:rFonts w:cs="Calibri"/>
-          <w:b/>
-          <w:bCs/>
-          <w:lang w:eastAsia="es-CO"/>
-        </w:rPr>
-      </w:pPr>
-      <w:r>
-        <w:rPr>
-          <w:rFonts w:cs="Calibri"/>
-          <w:b/>
-          <w:bCs/>
-          <w:lang w:eastAsia="es-CO"/>
-        </w:rPr>
-        <w:lastRenderedPageBreak/>
+        <w:ind w:firstLine="708"/>
+        <w:rPr>
+          <w:rFonts w:cs="Calibri"/>
+          <w:b/>
+          <w:bCs/>
+          <w:lang w:eastAsia="es-CO"/>
+        </w:rPr>
+      </w:pPr>
+      <w:r>
+        <w:rPr>
+          <w:rFonts w:cs="Calibri"/>
+          <w:b/>
+          <w:bCs/>
+          <w:lang w:eastAsia="es-CO"/>
+        </w:rPr>
         <w:t>Jerarquía de controles tanto en BPM como en BPL</w:t>
       </w:r>
     </w:p>
@@ -13657,6 +13766,7 @@
           <w:bCs/>
           <w:lang w:eastAsia="es-CO"/>
         </w:rPr>
+        <w:lastRenderedPageBreak/>
         <w:t>Eliminación o sustitución:</w:t>
       </w:r>
       <w:r>
@@ -13830,7 +13940,6 @@
           <w:bCs/>
           <w:lang w:eastAsia="es-CO"/>
         </w:rPr>
-        <w:lastRenderedPageBreak/>
         <w:t>Mecanismo de ingreso</w:t>
       </w:r>
       <w:r>
@@ -13858,6 +13967,7 @@
           <w:bCs/>
           <w:lang w:eastAsia="es-CO"/>
         </w:rPr>
+        <w:lastRenderedPageBreak/>
         <w:t>Gases y vapores:</w:t>
       </w:r>
       <w:r>
@@ -16290,6 +16400,11 @@
     </w:p>
     <w:p>
       <w:pPr>
+        <w:pStyle w:val="Prrafodelista"/>
+        <w:numPr>
+          <w:ilvl w:val="1"/>
+          <w:numId w:val="34"/>
+        </w:numPr>
         <w:rPr>
           <w:rFonts w:cs="Calibri"/>
           <w:lang w:eastAsia="es-CO"/>
@@ -16309,7 +16424,7 @@
           <w:rFonts w:cs="Calibri"/>
           <w:lang w:eastAsia="es-CO"/>
         </w:rPr>
-        <w:t xml:space="preserve"> su uso es esencial durante la manipulación de sustancias químicas, ya que evita la contaminación del cabello (gases, vapores o partículas). Estos elementos (cofia o casco) deben emplearse siempre que se ingrese a áreas donde se manejan productos químicos para garantizar la seguridad del </w:t>
+        <w:t xml:space="preserve"> su uso es esencial durante la manipulación de sustancias químicas, ya que evita la contaminación del cabello (gases, vapores o partículas). Estos elementos (cofia o casco) deben emplearse siempre que se ingrese a áreas donde se manejan productos químicos para </w:t>
       </w:r>
       <w:r>
         <w:rPr>
@@ -16317,11 +16432,16 @@
           <w:lang w:eastAsia="es-CO"/>
         </w:rPr>
         <w:lastRenderedPageBreak/>
-        <w:t xml:space="preserve">trabajador. Se clasifican según el riesgo que se presente en el medio y el daño al que se expone el personal. </w:t>
-      </w:r>
-    </w:p>
-    <w:p>
-      <w:pPr>
+        <w:t xml:space="preserve">garantizar la seguridad del trabajador. Se clasifican según el riesgo que se presente en el medio y el daño al que se expone el personal. </w:t>
+      </w:r>
+    </w:p>
+    <w:p>
+      <w:pPr>
+        <w:pStyle w:val="Prrafodelista"/>
+        <w:numPr>
+          <w:ilvl w:val="1"/>
+          <w:numId w:val="34"/>
+        </w:numPr>
         <w:rPr>
           <w:rFonts w:cs="Calibri"/>
           <w:b/>
@@ -17264,10 +17384,10 @@
         <w:tblLook w:val="04A0" w:firstRow="1" w:lastRow="0" w:firstColumn="1" w:lastColumn="0" w:noHBand="0" w:noVBand="1"/>
       </w:tblPr>
       <w:tblGrid>
-        <w:gridCol w:w="846"/>
-        <w:gridCol w:w="2268"/>
-        <w:gridCol w:w="2551"/>
-        <w:gridCol w:w="4111"/>
+        <w:gridCol w:w="1129"/>
+        <w:gridCol w:w="2694"/>
+        <w:gridCol w:w="2409"/>
+        <w:gridCol w:w="3544"/>
       </w:tblGrid>
       <w:tr>
         <w:trPr>
@@ -17276,7 +17396,7 @@
         </w:trPr>
         <w:tc>
           <w:tcPr>
-            <w:tcW w:w="846" w:type="dxa"/>
+            <w:tcW w:w="1129" w:type="dxa"/>
           </w:tcPr>
           <w:p>
             <w:pPr>
@@ -17299,7 +17419,7 @@
         </w:tc>
         <w:tc>
           <w:tcPr>
-            <w:tcW w:w="2268" w:type="dxa"/>
+            <w:tcW w:w="2694" w:type="dxa"/>
           </w:tcPr>
           <w:p>
             <w:pPr>
@@ -17322,7 +17442,7 @@
         </w:tc>
         <w:tc>
           <w:tcPr>
-            <w:tcW w:w="2551" w:type="dxa"/>
+            <w:tcW w:w="2409" w:type="dxa"/>
           </w:tcPr>
           <w:p>
             <w:pPr>
@@ -17345,7 +17465,7 @@
         </w:tc>
         <w:tc>
           <w:tcPr>
-            <w:tcW w:w="4111" w:type="dxa"/>
+            <w:tcW w:w="3544" w:type="dxa"/>
           </w:tcPr>
           <w:p>
             <w:pPr>
@@ -17373,7 +17493,7 @@
         </w:trPr>
         <w:tc>
           <w:tcPr>
-            <w:tcW w:w="846" w:type="dxa"/>
+            <w:tcW w:w="1129" w:type="dxa"/>
           </w:tcPr>
           <w:p>
             <w:pPr>
@@ -17400,7 +17520,7 @@
         </w:tc>
         <w:tc>
           <w:tcPr>
-            <w:tcW w:w="2268" w:type="dxa"/>
+            <w:tcW w:w="2694" w:type="dxa"/>
           </w:tcPr>
           <w:p>
             <w:pPr>
@@ -17437,7 +17557,7 @@
         </w:tc>
         <w:tc>
           <w:tcPr>
-            <w:tcW w:w="2551" w:type="dxa"/>
+            <w:tcW w:w="2409" w:type="dxa"/>
           </w:tcPr>
           <w:p>
             <w:pPr>
@@ -17474,7 +17594,7 @@
         </w:tc>
         <w:tc>
           <w:tcPr>
-            <w:tcW w:w="4111" w:type="dxa"/>
+            <w:tcW w:w="3544" w:type="dxa"/>
           </w:tcPr>
           <w:p>
             <w:pPr>
@@ -17501,7 +17621,7 @@
       <w:tr>
         <w:tc>
           <w:tcPr>
-            <w:tcW w:w="846" w:type="dxa"/>
+            <w:tcW w:w="1129" w:type="dxa"/>
           </w:tcPr>
           <w:p>
             <w:pPr>
@@ -17528,7 +17648,7 @@
         </w:tc>
         <w:tc>
           <w:tcPr>
-            <w:tcW w:w="2268" w:type="dxa"/>
+            <w:tcW w:w="2694" w:type="dxa"/>
           </w:tcPr>
           <w:p>
             <w:pPr>
@@ -17565,7 +17685,7 @@
         </w:tc>
         <w:tc>
           <w:tcPr>
-            <w:tcW w:w="2551" w:type="dxa"/>
+            <w:tcW w:w="2409" w:type="dxa"/>
           </w:tcPr>
           <w:p>
             <w:pPr>
@@ -17602,7 +17722,7 @@
         </w:tc>
         <w:tc>
           <w:tcPr>
-            <w:tcW w:w="4111" w:type="dxa"/>
+            <w:tcW w:w="3544" w:type="dxa"/>
           </w:tcPr>
           <w:p>
             <w:pPr>
@@ -17632,7 +17752,7 @@
         </w:trPr>
         <w:tc>
           <w:tcPr>
-            <w:tcW w:w="846" w:type="dxa"/>
+            <w:tcW w:w="1129" w:type="dxa"/>
           </w:tcPr>
           <w:p>
             <w:pPr>
@@ -17659,7 +17779,7 @@
         </w:tc>
         <w:tc>
           <w:tcPr>
-            <w:tcW w:w="2268" w:type="dxa"/>
+            <w:tcW w:w="2694" w:type="dxa"/>
           </w:tcPr>
           <w:p>
             <w:pPr>
@@ -17696,7 +17816,7 @@
         </w:tc>
         <w:tc>
           <w:tcPr>
-            <w:tcW w:w="2551" w:type="dxa"/>
+            <w:tcW w:w="2409" w:type="dxa"/>
           </w:tcPr>
           <w:p>
             <w:pPr>
@@ -17777,7 +17897,7 @@
         </w:tc>
         <w:tc>
           <w:tcPr>
-            <w:tcW w:w="4111" w:type="dxa"/>
+            <w:tcW w:w="3544" w:type="dxa"/>
           </w:tcPr>
           <w:p>
             <w:pPr>
@@ -17804,7 +17924,7 @@
       <w:tr>
         <w:tc>
           <w:tcPr>
-            <w:tcW w:w="846" w:type="dxa"/>
+            <w:tcW w:w="1129" w:type="dxa"/>
           </w:tcPr>
           <w:p>
             <w:pPr>
@@ -17832,7 +17952,7 @@
         </w:tc>
         <w:tc>
           <w:tcPr>
-            <w:tcW w:w="2268" w:type="dxa"/>
+            <w:tcW w:w="2694" w:type="dxa"/>
           </w:tcPr>
           <w:p>
             <w:pPr>
@@ -17869,7 +17989,7 @@
         </w:tc>
         <w:tc>
           <w:tcPr>
-            <w:tcW w:w="2551" w:type="dxa"/>
+            <w:tcW w:w="2409" w:type="dxa"/>
           </w:tcPr>
           <w:p>
             <w:pPr>
@@ -17906,7 +18026,7 @@
         </w:tc>
         <w:tc>
           <w:tcPr>
-            <w:tcW w:w="4111" w:type="dxa"/>
+            <w:tcW w:w="3544" w:type="dxa"/>
           </w:tcPr>
           <w:p>
             <w:pPr>
@@ -18127,7 +18247,6 @@
           <w:bCs/>
           <w:lang w:eastAsia="es-CO"/>
         </w:rPr>
-        <w:lastRenderedPageBreak/>
         <w:t>Retiro de servicio:</w:t>
       </w:r>
       <w:r>
@@ -20424,7 +20543,13 @@
               <w:spacing w:line="360" w:lineRule="auto"/>
             </w:pPr>
             <w:r>
-              <w:t>Experto Técnico</w:t>
+              <w:t xml:space="preserve">Experto </w:t>
+            </w:r>
+            <w:r>
+              <w:t>t</w:t>
+            </w:r>
+            <w:r>
+              <w:t>écnico</w:t>
             </w:r>
           </w:p>
         </w:tc>
@@ -21361,7 +21486,7 @@
   <w:abstractNum w:abstractNumId="3" w15:restartNumberingAfterBreak="0">
     <w:nsid w:val="01D743B0"/>
     <w:multiLevelType w:val="hybridMultilevel"/>
-    <w:tmpl w:val="DEF4E5A6"/>
+    <w:tmpl w:val="8126183A"/>
     <w:lvl w:ilvl="0" w:tplc="240A0001">
       <w:start w:val="1"/>
       <w:numFmt w:val="bullet"/>
@@ -21374,16 +21499,16 @@
         <w:rFonts w:ascii="Symbol" w:hAnsi="Symbol" w:hint="default"/>
       </w:rPr>
     </w:lvl>
-    <w:lvl w:ilvl="1" w:tplc="240A0003" w:tentative="1">
+    <w:lvl w:ilvl="1" w:tplc="240A0001">
       <w:start w:val="1"/>
       <w:numFmt w:val="bullet"/>
-      <w:lvlText w:val="o"/>
+      <w:lvlText w:val=""/>
       <w:lvlJc w:val="left"/>
       <w:pPr>
         <w:ind w:left="1440" w:hanging="360"/>
       </w:pPr>
       <w:rPr>
-        <w:rFonts w:ascii="Courier New" w:hAnsi="Courier New" w:cs="Courier New" w:hint="default"/>
+        <w:rFonts w:ascii="Symbol" w:hAnsi="Symbol" w:hint="default"/>
       </w:rPr>
     </w:lvl>
     <w:lvl w:ilvl="2" w:tplc="240A0005" w:tentative="1">
@@ -27996,17 +28121,6 @@
 </file>
 
 <file path=customXml/item1.xml><?xml version="1.0" encoding="utf-8"?>
-<p:properties xmlns:p="http://schemas.microsoft.com/office/2006/metadata/properties" xmlns:xsi="http://www.w3.org/2001/XMLSchema-instance" xmlns:pc="http://schemas.microsoft.com/office/infopath/2007/PartnerControls">
-  <documentManagement>
-    <TaxCatchAll xmlns="13c90a0b-73bc-4dc0-be5f-28d77b615beb" xsi:nil="true"/>
-    <lcf76f155ced4ddcb4097134ff3c332f xmlns="13c93bba-48ce-428c-bfe5-88b42c19b028">
-      <Terms xmlns="http://schemas.microsoft.com/office/infopath/2007/PartnerControls"/>
-    </lcf76f155ced4ddcb4097134ff3c332f>
-  </documentManagement>
-</p:properties>
-</file>
-
-<file path=customXml/item2.xml><?xml version="1.0" encoding="utf-8"?>
 <ct:contentTypeSchema xmlns:ct="http://schemas.microsoft.com/office/2006/metadata/contentType" xmlns:ma="http://schemas.microsoft.com/office/2006/metadata/properties/metaAttributes" ct:_="" ma:_="" ma:contentTypeName="Documento" ma:contentTypeID="0x0101006A81D6BD42E8DF4C91013959704817E1" ma:contentTypeVersion="15" ma:contentTypeDescription="Crear nuevo documento." ma:contentTypeScope="" ma:versionID="bf4f72ffd194f0963ff564daca6869f7">
   <xsd:schema xmlns:xsd="http://www.w3.org/2001/XMLSchema" xmlns:xs="http://www.w3.org/2001/XMLSchema" xmlns:p="http://schemas.microsoft.com/office/2006/metadata/properties" xmlns:ns2="13c90a0b-73bc-4dc0-be5f-28d77b615beb" xmlns:ns3="13c93bba-48ce-428c-bfe5-88b42c19b028" targetNamespace="http://schemas.microsoft.com/office/2006/metadata/properties" ma:root="true" ma:fieldsID="8718d6f4873a5b1392a45044efa78385" ns2:_="" ns3:_="">
     <xsd:import namespace="13c90a0b-73bc-4dc0-be5f-28d77b615beb"/>
@@ -28241,7 +28355,22 @@
 </ct:contentTypeSchema>
 </file>
 
+<file path=customXml/item2.xml><?xml version="1.0" encoding="utf-8"?>
+<p:properties xmlns:p="http://schemas.microsoft.com/office/2006/metadata/properties" xmlns:xsi="http://www.w3.org/2001/XMLSchema-instance" xmlns:pc="http://schemas.microsoft.com/office/infopath/2007/PartnerControls">
+  <documentManagement>
+    <TaxCatchAll xmlns="13c90a0b-73bc-4dc0-be5f-28d77b615beb" xsi:nil="true"/>
+    <lcf76f155ced4ddcb4097134ff3c332f xmlns="13c93bba-48ce-428c-bfe5-88b42c19b028">
+      <Terms xmlns="http://schemas.microsoft.com/office/infopath/2007/PartnerControls"/>
+    </lcf76f155ced4ddcb4097134ff3c332f>
+  </documentManagement>
+</p:properties>
+</file>
+
 <file path=customXml/item3.xml><?xml version="1.0" encoding="utf-8"?>
+<b:Sources xmlns:b="http://schemas.openxmlformats.org/officeDocument/2006/bibliography" xmlns="http://schemas.openxmlformats.org/officeDocument/2006/bibliography" SelectedStyle="\APASixthEditionOfficeOnline.xsl" StyleName="APA" Version="6"/>
+</file>
+
+<file path=customXml/item4.xml><?xml version="1.0" encoding="utf-8"?>
 <?mso-contentType ?>
 <FormTemplates xmlns="http://schemas.microsoft.com/sharepoint/v3/contenttype/forms">
   <Display>DocumentLibraryForm</Display>
@@ -28250,11 +28379,11 @@
 </FormTemplates>
 </file>
 
-<file path=customXml/item4.xml><?xml version="1.0" encoding="utf-8"?>
-<b:Sources xmlns:b="http://schemas.openxmlformats.org/officeDocument/2006/bibliography" xmlns="http://schemas.openxmlformats.org/officeDocument/2006/bibliography" SelectedStyle="\APASixthEditionOfficeOnline.xsl" StyleName="APA" Version="6"/>
+<file path=customXml/itemProps1.xml><?xml version="1.0" encoding="utf-8"?>
+<ds:datastoreItem xmlns:ds="http://schemas.openxmlformats.org/officeDocument/2006/customXml" ds:itemID="{058E3B4A-1953-4ACC-AE66-6FB22D6E4ACC}"/>
 </file>
 
-<file path=customXml/itemProps1.xml><?xml version="1.0" encoding="utf-8"?>
+<file path=customXml/itemProps2.xml><?xml version="1.0" encoding="utf-8"?>
 <ds:datastoreItem xmlns:ds="http://schemas.openxmlformats.org/officeDocument/2006/customXml" ds:itemID="{CEECB56F-E1D8-45BF-A0A3-B5258E7263D4}">
   <ds:schemaRefs>
     <ds:schemaRef ds:uri="http://schemas.microsoft.com/office/2006/metadata/properties"/>
@@ -28265,22 +28394,18 @@
 </ds:datastoreItem>
 </file>
 
-<file path=customXml/itemProps2.xml><?xml version="1.0" encoding="utf-8"?>
-<ds:datastoreItem xmlns:ds="http://schemas.openxmlformats.org/officeDocument/2006/customXml" ds:itemID="{C30DFA8A-41AA-4E05-8B54-A4A2268E6B2C}"/>
+<file path=customXml/itemProps3.xml><?xml version="1.0" encoding="utf-8"?>
+<ds:datastoreItem xmlns:ds="http://schemas.openxmlformats.org/officeDocument/2006/customXml" ds:itemID="{1AF2C25B-FB23-49D7-861B-D97474F002D2}">
+  <ds:schemaRefs>
+    <ds:schemaRef ds:uri="http://schemas.openxmlformats.org/officeDocument/2006/bibliography"/>
+  </ds:schemaRefs>
+</ds:datastoreItem>
 </file>
 
-<file path=customXml/itemProps3.xml><?xml version="1.0" encoding="utf-8"?>
+<file path=customXml/itemProps4.xml><?xml version="1.0" encoding="utf-8"?>
 <ds:datastoreItem xmlns:ds="http://schemas.openxmlformats.org/officeDocument/2006/customXml" ds:itemID="{91756AAB-0645-4FFC-990B-34BB6096B23B}">
   <ds:schemaRefs>
     <ds:schemaRef ds:uri="http://schemas.microsoft.com/sharepoint/v3/contenttype/forms"/>
   </ds:schemaRefs>
 </ds:datastoreItem>
-</file>
-
-<file path=customXml/itemProps4.xml><?xml version="1.0" encoding="utf-8"?>
-<ds:datastoreItem xmlns:ds="http://schemas.openxmlformats.org/officeDocument/2006/customXml" ds:itemID="{1AF2C25B-FB23-49D7-861B-D97474F002D2}">
-  <ds:schemaRefs>
-    <ds:schemaRef ds:uri="http://schemas.openxmlformats.org/officeDocument/2006/bibliography"/>
-  </ds:schemaRefs>
-</ds:datastoreItem>
 </file>
--- a/fuentes/CFA1_23120007_DU.docx
+++ b/fuentes/CFA1_23120007_DU.docx
@@ -2966,7 +2966,6 @@
     <w:p>
       <w:pPr>
         <w:pStyle w:val="Video"/>
-        <w:jc w:val="left"/>
       </w:pPr>
       <w:r>
         <w:rPr>
@@ -3002,10 +3001,10 @@
           <w:noProof/>
         </w:rPr>
         <w:drawing>
-          <wp:inline distT="0" distB="0" distL="0" distR="0" wp14:anchorId="6E4A3153" wp14:editId="1286EC4D">
-            <wp:extent cx="5387340" cy="4040507"/>
-            <wp:effectExtent l="0" t="0" r="3810" b="0"/>
-            <wp:docPr id="925288765" name="Imagen 5">
+          <wp:inline distT="0" distB="0" distL="0" distR="0" wp14:anchorId="02158AB0" wp14:editId="38369829">
+            <wp:extent cx="4312920" cy="2425909"/>
+            <wp:effectExtent l="0" t="0" r="0" b="0"/>
+            <wp:docPr id="1293818128" name="Imagen 4">
               <a:extLst xmlns:a="http://schemas.openxmlformats.org/drawingml/2006/main">
                 <a:ext uri="{C183D7F6-B498-43B3-948B-1728B52AA6E4}">
                   <adec:decorative xmlns:adec="http://schemas.microsoft.com/office/drawing/2017/decorative" val="1"/>
@@ -3019,7 +3018,7 @@
               <a:graphicData uri="http://schemas.openxmlformats.org/drawingml/2006/picture">
                 <pic:pic xmlns:pic="http://schemas.openxmlformats.org/drawingml/2006/picture">
                   <pic:nvPicPr>
-                    <pic:cNvPr id="925288765" name="Imagen 5">
+                    <pic:cNvPr id="1293818128" name="Imagen 4">
                       <a:extLst>
                         <a:ext uri="{C183D7F6-B498-43B3-948B-1728B52AA6E4}">
                           <adec:decorative xmlns:adec="http://schemas.microsoft.com/office/drawing/2017/decorative" val="1"/>
@@ -3031,7 +3030,7 @@
                     </pic:cNvPicPr>
                   </pic:nvPicPr>
                   <pic:blipFill>
-                    <a:blip r:embed="rId12">
+                    <a:blip r:embed="rId12" cstate="print">
                       <a:extLst>
                         <a:ext uri="{28A0092B-C50C-407E-A947-70E740481C1C}">
                           <a14:useLocalDpi xmlns:a14="http://schemas.microsoft.com/office/drawing/2010/main" val="0"/>
@@ -3046,7 +3045,7 @@
                   <pic:spPr bwMode="auto">
                     <a:xfrm>
                       <a:off x="0" y="0"/>
-                      <a:ext cx="5415649" cy="4061739"/>
+                      <a:ext cx="4314691" cy="2426905"/>
                     </a:xfrm>
                     <a:prstGeom prst="rect">
                       <a:avLst/>
@@ -3067,6 +3066,7 @@
       <w:pPr>
         <w:spacing w:before="0" w:after="0"/>
         <w:ind w:firstLine="0"/>
+        <w:jc w:val="center"/>
         <w:rPr>
           <w:rFonts w:cs="Calibri"/>
           <w:b/>
@@ -3132,8 +3132,15 @@
             <w:r>
               <w:rPr>
                 <w:rFonts w:cs="Calibri"/>
-              </w:rPr>
-              <w:t xml:space="preserve">Manejo inteligente de químicos y prevención de riesgos. </w:t>
+                <w:bCs/>
+              </w:rPr>
+              <w:t>m</w:t>
+            </w:r>
+            <w:r>
+              <w:rPr>
+                <w:rFonts w:cs="Calibri"/>
+              </w:rPr>
+              <w:t xml:space="preserve">anejo inteligente de químicos y prevención de riesgos. </w:t>
             </w:r>
           </w:p>
         </w:tc>
@@ -3156,15 +3163,15 @@
               <w:spacing w:before="0" w:after="0"/>
             </w:pPr>
             <w:r>
+              <w:t xml:space="preserve">A través de ejemplos prácticos, se evidencia cómo la exposición inadecuada, la manipulación incorrecta o el desconocimiento de las propiedades químicas pueden generar accidentes laborales, afectar la salud de los trabajadores y ocasionar daños al entorno. Reconocer estas consecuencias favorece una actitud consciente y preventiva frente al uso de sustancias químicas. </w:t>
+            </w:r>
+          </w:p>
+          <w:p>
+            <w:pPr>
+              <w:spacing w:before="0" w:after="0"/>
+            </w:pPr>
+            <w:r>
               <w:lastRenderedPageBreak/>
-              <w:t xml:space="preserve">A través de ejemplos prácticos, se evidencia cómo la exposición inadecuada, la manipulación incorrecta o el desconocimiento de las propiedades químicas pueden generar accidentes laborales, afectar la salud de los trabajadores y ocasionar daños al entorno. Reconocer estas consecuencias favorece una actitud consciente y preventiva frente al uso de sustancias químicas. </w:t>
-            </w:r>
-          </w:p>
-          <w:p>
-            <w:pPr>
-              <w:spacing w:before="0" w:after="0"/>
-            </w:pPr>
-            <w:r>
               <w:t xml:space="preserve">De esta manera se profundiza en la identificación de peligros y en la gestión preventiva de los riesgos químicos. Se resalta la importancia de desarrollar competencias que permitan analizar el entorno laboral, anticipar situaciones críticas y aplicar medidas de control efectivo para minimizar incidentes. </w:t>
             </w:r>
           </w:p>
@@ -8843,6 +8850,7 @@
                 <w:sz w:val="28"/>
                 <w:szCs w:val="28"/>
               </w:rPr>
+              <w:lastRenderedPageBreak/>
               <w:drawing>
                 <wp:anchor distT="0" distB="0" distL="114300" distR="114300" simplePos="0" relativeHeight="251662336" behindDoc="0" locked="0" layoutInCell="1" allowOverlap="1" wp14:anchorId="1D850B5E" wp14:editId="61898ACC">
                   <wp:simplePos x="0" y="0"/>
@@ -12415,6 +12423,7 @@
                 <w:sz w:val="28"/>
                 <w:szCs w:val="28"/>
               </w:rPr>
+              <w:lastRenderedPageBreak/>
               <w:t>Tarjeta de emergencia</w:t>
             </w:r>
           </w:p>
@@ -20327,6 +20336,7 @@
           </w:tcPr>
           <w:p>
             <w:pPr>
+              <w:spacing w:before="0" w:after="0"/>
               <w:ind w:firstLine="0"/>
               <w:rPr>
                 <w:lang w:val="es-419" w:eastAsia="es-CO"/>
@@ -20346,6 +20356,7 @@
           </w:tcPr>
           <w:p>
             <w:pPr>
+              <w:spacing w:before="0" w:after="0"/>
               <w:ind w:firstLine="0"/>
               <w:rPr>
                 <w:lang w:val="es-419" w:eastAsia="es-CO"/>
@@ -20365,6 +20376,7 @@
           </w:tcPr>
           <w:p>
             <w:pPr>
+              <w:spacing w:before="0" w:after="0"/>
               <w:ind w:firstLine="0"/>
               <w:rPr>
                 <w:lang w:val="es-419" w:eastAsia="es-CO"/>
@@ -20390,7 +20402,7 @@
           <w:p>
             <w:pPr>
               <w:pStyle w:val="TextoTablas"/>
-              <w:spacing w:line="360" w:lineRule="auto"/>
+              <w:spacing w:before="0" w:after="0" w:line="360" w:lineRule="auto"/>
               <w:rPr>
                 <w:b/>
                 <w:bCs/>
@@ -20412,7 +20424,7 @@
           <w:p>
             <w:pPr>
               <w:pStyle w:val="TextoTablas"/>
-              <w:spacing w:line="360" w:lineRule="auto"/>
+              <w:spacing w:before="0" w:after="0" w:line="360" w:lineRule="auto"/>
             </w:pPr>
             <w:r>
               <w:t>Responsable</w:t>
@@ -20435,7 +20447,7 @@
           <w:p>
             <w:pPr>
               <w:pStyle w:val="TextoTablas"/>
-              <w:spacing w:line="360" w:lineRule="auto"/>
+              <w:spacing w:before="0" w:after="0" w:line="360" w:lineRule="auto"/>
             </w:pPr>
             <w:r>
               <w:t>Dirección General</w:t>
@@ -20451,7 +20463,7 @@
           <w:p>
             <w:pPr>
               <w:pStyle w:val="TextoTablas"/>
-              <w:spacing w:line="360" w:lineRule="auto"/>
+              <w:spacing w:before="0" w:after="0" w:line="360" w:lineRule="auto"/>
               <w:rPr>
                 <w:b/>
                 <w:bCs/>
@@ -20473,7 +20485,7 @@
           <w:p>
             <w:pPr>
               <w:pStyle w:val="TextoTablas"/>
-              <w:spacing w:line="360" w:lineRule="auto"/>
+              <w:spacing w:before="0" w:after="0" w:line="360" w:lineRule="auto"/>
             </w:pPr>
             <w:r>
               <w:t xml:space="preserve">Responsable de </w:t>
@@ -20499,7 +20511,7 @@
           <w:p>
             <w:pPr>
               <w:pStyle w:val="TextoTablas"/>
-              <w:spacing w:line="360" w:lineRule="auto"/>
+              <w:spacing w:before="0" w:after="0" w:line="360" w:lineRule="auto"/>
             </w:pPr>
             <w:r>
               <w:t>Centro Agroturístico - Regional Santander</w:t>
@@ -20518,7 +20530,7 @@
           <w:p>
             <w:pPr>
               <w:pStyle w:val="TextoTablas"/>
-              <w:spacing w:line="360" w:lineRule="auto"/>
+              <w:spacing w:before="0" w:after="0" w:line="360" w:lineRule="auto"/>
               <w:rPr>
                 <w:b/>
                 <w:bCs/>
@@ -20540,7 +20552,7 @@
           <w:p>
             <w:pPr>
               <w:pStyle w:val="TextoTablas"/>
-              <w:spacing w:line="360" w:lineRule="auto"/>
+              <w:spacing w:before="0" w:after="0" w:line="360" w:lineRule="auto"/>
             </w:pPr>
             <w:r>
               <w:t xml:space="preserve">Experto </w:t>
@@ -20560,7 +20572,7 @@
           <w:p>
             <w:pPr>
               <w:pStyle w:val="TextoTablas"/>
-              <w:spacing w:line="360" w:lineRule="auto"/>
+              <w:spacing w:before="0" w:after="0" w:line="360" w:lineRule="auto"/>
             </w:pPr>
             <w:r>
               <w:t>Centro de Gestión industrial – Regional Distrito Capital</w:t>
@@ -20576,7 +20588,7 @@
           <w:p>
             <w:pPr>
               <w:pStyle w:val="TextoTablas"/>
-              <w:spacing w:line="360" w:lineRule="auto"/>
+              <w:spacing w:before="0" w:after="0" w:line="360" w:lineRule="auto"/>
               <w:rPr>
                 <w:b/>
                 <w:bCs/>
@@ -20607,7 +20619,7 @@
           <w:p>
             <w:pPr>
               <w:pStyle w:val="TextoTablas"/>
-              <w:spacing w:line="360" w:lineRule="auto"/>
+              <w:spacing w:before="0" w:after="0" w:line="360" w:lineRule="auto"/>
             </w:pPr>
             <w:r>
               <w:t>Instructora virtual</w:t>
@@ -20621,7 +20633,7 @@
           <w:p>
             <w:pPr>
               <w:pStyle w:val="TextoTablas"/>
-              <w:spacing w:line="360" w:lineRule="auto"/>
+              <w:spacing w:before="0" w:after="0" w:line="360" w:lineRule="auto"/>
             </w:pPr>
             <w:r>
               <w:t>Centro de Gestión industrial – Regional Distrito Capital</w:t>
@@ -20640,7 +20652,7 @@
           <w:p>
             <w:pPr>
               <w:pStyle w:val="TextoTablas"/>
-              <w:spacing w:line="360" w:lineRule="auto"/>
+              <w:spacing w:before="0" w:after="0" w:line="360" w:lineRule="auto"/>
               <w:rPr>
                 <w:b/>
                 <w:bCs/>
@@ -20662,7 +20674,7 @@
           <w:p>
             <w:pPr>
               <w:pStyle w:val="TextoTablas"/>
-              <w:spacing w:line="360" w:lineRule="auto"/>
+              <w:spacing w:before="0" w:after="0" w:line="360" w:lineRule="auto"/>
             </w:pPr>
             <w:r>
               <w:t>Evaluadora instruccional</w:t>
@@ -20676,7 +20688,7 @@
           <w:p>
             <w:pPr>
               <w:pStyle w:val="TextoTablas"/>
-              <w:spacing w:line="360" w:lineRule="auto"/>
+              <w:spacing w:before="0" w:after="0" w:line="360" w:lineRule="auto"/>
             </w:pPr>
             <w:r>
               <w:t>Centro Agroturístico - Regional Santander</w:t>
@@ -20692,7 +20704,7 @@
           <w:p>
             <w:pPr>
               <w:pStyle w:val="TextoTablas"/>
-              <w:spacing w:line="360" w:lineRule="auto"/>
+              <w:spacing w:before="0" w:after="0" w:line="360" w:lineRule="auto"/>
               <w:rPr>
                 <w:b/>
                 <w:bCs/>
@@ -20714,7 +20726,7 @@
           <w:p>
             <w:pPr>
               <w:pStyle w:val="TextoTablas"/>
-              <w:spacing w:line="360" w:lineRule="auto"/>
+              <w:spacing w:before="0" w:after="0" w:line="360" w:lineRule="auto"/>
             </w:pPr>
             <w:r>
               <w:t>Diseñadora de contenidos</w:t>
@@ -20728,7 +20740,7 @@
           <w:p>
             <w:pPr>
               <w:pStyle w:val="TextoTablas"/>
-              <w:spacing w:line="360" w:lineRule="auto"/>
+              <w:spacing w:before="0" w:after="0" w:line="360" w:lineRule="auto"/>
             </w:pPr>
             <w:r>
               <w:t>Centro Agroturístico - Regional Santander</w:t>
@@ -20747,7 +20759,7 @@
           <w:p>
             <w:pPr>
               <w:pStyle w:val="TextoTablas"/>
-              <w:spacing w:line="360" w:lineRule="auto"/>
+              <w:spacing w:before="0" w:after="0" w:line="360" w:lineRule="auto"/>
               <w:rPr>
                 <w:b/>
                 <w:bCs/>
@@ -20769,7 +20781,7 @@
           <w:p>
             <w:pPr>
               <w:pStyle w:val="TextoTablas"/>
-              <w:spacing w:line="360" w:lineRule="auto"/>
+              <w:spacing w:before="0" w:after="0" w:line="360" w:lineRule="auto"/>
             </w:pPr>
             <w:r>
               <w:t xml:space="preserve">Desarrollador </w:t>
@@ -20789,7 +20801,7 @@
           <w:p>
             <w:pPr>
               <w:pStyle w:val="TextoTablas"/>
-              <w:spacing w:line="360" w:lineRule="auto"/>
+              <w:spacing w:before="0" w:after="0" w:line="360" w:lineRule="auto"/>
             </w:pPr>
             <w:r>
               <w:t>Centro Agroturístico - Regional Santander</w:t>
@@ -20805,7 +20817,7 @@
           <w:p>
             <w:pPr>
               <w:pStyle w:val="TextoTablas"/>
-              <w:spacing w:line="360" w:lineRule="auto"/>
+              <w:spacing w:before="0" w:after="0" w:line="360" w:lineRule="auto"/>
               <w:rPr>
                 <w:b/>
                 <w:bCs/>
@@ -20827,7 +20839,7 @@
           <w:p>
             <w:pPr>
               <w:pStyle w:val="TextoTablas"/>
-              <w:spacing w:line="360" w:lineRule="auto"/>
+              <w:spacing w:before="0" w:after="0" w:line="360" w:lineRule="auto"/>
             </w:pPr>
             <w:r>
               <w:t>Animador</w:t>
@@ -20853,7 +20865,7 @@
           <w:p>
             <w:pPr>
               <w:pStyle w:val="TextoTablas"/>
-              <w:spacing w:line="360" w:lineRule="auto"/>
+              <w:spacing w:before="0" w:after="0" w:line="360" w:lineRule="auto"/>
             </w:pPr>
             <w:r>
               <w:t>Centro Agroturístico - Regional Santander</w:t>
@@ -20872,7 +20884,7 @@
           <w:p>
             <w:pPr>
               <w:pStyle w:val="TextoTablas"/>
-              <w:spacing w:line="360" w:lineRule="auto"/>
+              <w:spacing w:before="0" w:after="0" w:line="360" w:lineRule="auto"/>
               <w:rPr>
                 <w:b/>
                 <w:bCs/>
@@ -20894,7 +20906,7 @@
           <w:p>
             <w:pPr>
               <w:pStyle w:val="TextoTablas"/>
-              <w:spacing w:line="360" w:lineRule="auto"/>
+              <w:spacing w:before="0" w:after="0" w:line="360" w:lineRule="auto"/>
             </w:pPr>
             <w:r>
               <w:t>Validadora y vinculadora de recursos educativos digitales</w:t>
@@ -20908,7 +20920,7 @@
           <w:p>
             <w:pPr>
               <w:pStyle w:val="TextoTablas"/>
-              <w:spacing w:line="360" w:lineRule="auto"/>
+              <w:spacing w:before="0" w:after="0" w:line="360" w:lineRule="auto"/>
             </w:pPr>
             <w:r>
               <w:t>Centro Agroturístico - Regional Santander</w:t>
@@ -20924,7 +20936,7 @@
           <w:p>
             <w:pPr>
               <w:pStyle w:val="TextoTablas"/>
-              <w:spacing w:line="360" w:lineRule="auto"/>
+              <w:spacing w:before="0" w:after="0" w:line="360" w:lineRule="auto"/>
               <w:rPr>
                 <w:b/>
                 <w:bCs/>
@@ -20935,7 +20947,6 @@
                 <w:b/>
                 <w:bCs/>
               </w:rPr>
-              <w:lastRenderedPageBreak/>
               <w:t>Sandra Liliana Cristancho Cruz</w:t>
             </w:r>
           </w:p>
@@ -20947,7 +20958,7 @@
           <w:p>
             <w:pPr>
               <w:pStyle w:val="TextoTablas"/>
-              <w:spacing w:line="360" w:lineRule="auto"/>
+              <w:spacing w:before="0" w:after="0" w:line="360" w:lineRule="auto"/>
             </w:pPr>
             <w:r>
               <w:t>Evaluadora de contenidos inclusivos y accesibles</w:t>
@@ -20961,7 +20972,7 @@
           <w:p>
             <w:pPr>
               <w:pStyle w:val="TextoTablas"/>
-              <w:spacing w:line="360" w:lineRule="auto"/>
+              <w:spacing w:before="0" w:after="0" w:line="360" w:lineRule="auto"/>
             </w:pPr>
             <w:r>
               <w:t>Centro Agroturístico - Regional Santander</w:t>
@@ -28356,6 +28367,19 @@
 </file>
 
 <file path=customXml/item2.xml><?xml version="1.0" encoding="utf-8"?>
+<?mso-contentType ?>
+<FormTemplates xmlns="http://schemas.microsoft.com/sharepoint/v3/contenttype/forms">
+  <Display>DocumentLibraryForm</Display>
+  <Edit>DocumentLibraryForm</Edit>
+  <New>DocumentLibraryForm</New>
+</FormTemplates>
+</file>
+
+<file path=customXml/item3.xml><?xml version="1.0" encoding="utf-8"?>
+<b:Sources xmlns:b="http://schemas.openxmlformats.org/officeDocument/2006/bibliography" xmlns="http://schemas.openxmlformats.org/officeDocument/2006/bibliography" SelectedStyle="\APASixthEditionOfficeOnline.xsl" StyleName="APA" Version="6"/>
+</file>
+
+<file path=customXml/item4.xml><?xml version="1.0" encoding="utf-8"?>
 <p:properties xmlns:p="http://schemas.microsoft.com/office/2006/metadata/properties" xmlns:xsi="http://www.w3.org/2001/XMLSchema-instance" xmlns:pc="http://schemas.microsoft.com/office/infopath/2007/PartnerControls">
   <documentManagement>
     <TaxCatchAll xmlns="13c90a0b-73bc-4dc0-be5f-28d77b615beb" xsi:nil="true"/>
@@ -28366,30 +28390,14 @@
 </p:properties>
 </file>
 
-<file path=customXml/item3.xml><?xml version="1.0" encoding="utf-8"?>
-<b:Sources xmlns:b="http://schemas.openxmlformats.org/officeDocument/2006/bibliography" xmlns="http://schemas.openxmlformats.org/officeDocument/2006/bibliography" SelectedStyle="\APASixthEditionOfficeOnline.xsl" StyleName="APA" Version="6"/>
-</file>
-
-<file path=customXml/item4.xml><?xml version="1.0" encoding="utf-8"?>
-<?mso-contentType ?>
-<FormTemplates xmlns="http://schemas.microsoft.com/sharepoint/v3/contenttype/forms">
-  <Display>DocumentLibraryForm</Display>
-  <Edit>DocumentLibraryForm</Edit>
-  <New>DocumentLibraryForm</New>
-</FormTemplates>
-</file>
-
 <file path=customXml/itemProps1.xml><?xml version="1.0" encoding="utf-8"?>
-<ds:datastoreItem xmlns:ds="http://schemas.openxmlformats.org/officeDocument/2006/customXml" ds:itemID="{058E3B4A-1953-4ACC-AE66-6FB22D6E4ACC}"/>
+<ds:datastoreItem xmlns:ds="http://schemas.openxmlformats.org/officeDocument/2006/customXml" ds:itemID="{81100333-9FCA-4478-A715-D0D1E2AEA6DA}"/>
 </file>
 
 <file path=customXml/itemProps2.xml><?xml version="1.0" encoding="utf-8"?>
-<ds:datastoreItem xmlns:ds="http://schemas.openxmlformats.org/officeDocument/2006/customXml" ds:itemID="{CEECB56F-E1D8-45BF-A0A3-B5258E7263D4}">
+<ds:datastoreItem xmlns:ds="http://schemas.openxmlformats.org/officeDocument/2006/customXml" ds:itemID="{91756AAB-0645-4FFC-990B-34BB6096B23B}">
   <ds:schemaRefs>
-    <ds:schemaRef ds:uri="http://schemas.microsoft.com/office/2006/metadata/properties"/>
-    <ds:schemaRef ds:uri="http://schemas.microsoft.com/office/infopath/2007/PartnerControls"/>
-    <ds:schemaRef ds:uri="2c0ff4f8-6664-4eb8-8bb0-965f2536cb1b"/>
-    <ds:schemaRef ds:uri="2b6b437a-5846-4934-ac66-7de06297595b"/>
+    <ds:schemaRef ds:uri="http://schemas.microsoft.com/sharepoint/v3/contenttype/forms"/>
   </ds:schemaRefs>
 </ds:datastoreItem>
 </file>
@@ -28403,9 +28411,12 @@
 </file>
 
 <file path=customXml/itemProps4.xml><?xml version="1.0" encoding="utf-8"?>
-<ds:datastoreItem xmlns:ds="http://schemas.openxmlformats.org/officeDocument/2006/customXml" ds:itemID="{91756AAB-0645-4FFC-990B-34BB6096B23B}">
+<ds:datastoreItem xmlns:ds="http://schemas.openxmlformats.org/officeDocument/2006/customXml" ds:itemID="{CEECB56F-E1D8-45BF-A0A3-B5258E7263D4}">
   <ds:schemaRefs>
-    <ds:schemaRef ds:uri="http://schemas.microsoft.com/sharepoint/v3/contenttype/forms"/>
+    <ds:schemaRef ds:uri="http://schemas.microsoft.com/office/2006/metadata/properties"/>
+    <ds:schemaRef ds:uri="http://schemas.microsoft.com/office/infopath/2007/PartnerControls"/>
+    <ds:schemaRef ds:uri="2c0ff4f8-6664-4eb8-8bb0-965f2536cb1b"/>
+    <ds:schemaRef ds:uri="2b6b437a-5846-4934-ac66-7de06297595b"/>
   </ds:schemaRefs>
 </ds:datastoreItem>
 </file>
--- a/fuentes/CFA1_23120007_DU.docx
+++ b/fuentes/CFA1_23120007_DU.docx
@@ -3001,7 +3001,7 @@
           <w:noProof/>
         </w:rPr>
         <w:drawing>
-          <wp:inline distT="0" distB="0" distL="0" distR="0" wp14:anchorId="02158AB0" wp14:editId="38369829">
+          <wp:inline distT="0" distB="0" distL="0" distR="0" wp14:anchorId="02158AB0" wp14:editId="30CD4672">
             <wp:extent cx="4312920" cy="2425909"/>
             <wp:effectExtent l="0" t="0" r="0" b="0"/>
             <wp:docPr id="1293818128" name="Imagen 4">
@@ -3822,7 +3822,21 @@
           <w:rFonts w:cs="Calibri"/>
           <w:bCs/>
         </w:rPr>
-        <w:t>e forman por suspensión de partículas sólidas en el aire; estas pueden sedimentar bajo la influencia de la gravedad. Dependiendo de la composición y la respuesta del organismo pueden ser inertes, tóxicas (con diversos efectos) o alergénicas. El tamaño de las partículas es un factor determinante: las mayores de 10 micras (µm) generalmente quedan atrapadas en las vías aéreas superiores, las menores de 10 micras pueden llegar a las vías respiratorias profundas, siendo las más peligrosas las menores de 5 micras, ya que pueden alcanzar los alvéolos pulmonares.</w:t>
+        <w:t>e forman por suspensión de partículas sólidas en el aire; estas pueden sedimentar bajo la influencia de la gravedad. Dependiendo de la composición y la respuesta del organismo</w:t>
+      </w:r>
+      <w:r>
+        <w:rPr>
+          <w:rFonts w:cs="Calibri"/>
+          <w:bCs/>
+        </w:rPr>
+        <w:t>,</w:t>
+      </w:r>
+      <w:r>
+        <w:rPr>
+          <w:rFonts w:cs="Calibri"/>
+          <w:bCs/>
+        </w:rPr>
+        <w:t xml:space="preserve"> pueden ser inertes, tóxicas (con diversos efectos) o alergénicas. El tamaño de las partículas es un factor determinante: las mayores de 10 micras (µm) generalmente quedan atrapadas en las vías aéreas superiores, las menores de 10 micras pueden llegar a las vías respiratorias profundas, siendo las más peligrosas las menores de 5 micras, ya que pueden alcanzar los alvéolos pulmonares.</w:t>
       </w:r>
     </w:p>
     <w:p>
@@ -4682,15 +4696,6 @@
     </w:p>
     <w:p>
       <w:pPr>
-        <w:spacing w:before="0" w:after="0"/>
-        <w:rPr>
-          <w:rFonts w:cs="Calibri"/>
-          <w:bCs/>
-        </w:rPr>
-      </w:pPr>
-    </w:p>
-    <w:p>
-      <w:pPr>
         <w:pStyle w:val="Prrafodelista"/>
         <w:numPr>
           <w:ilvl w:val="0"/>
@@ -4708,6 +4713,7 @@
           <w:rFonts w:cs="Calibri"/>
           <w:b/>
         </w:rPr>
+        <w:lastRenderedPageBreak/>
         <w:t>Vapores</w:t>
       </w:r>
       <w:r>
@@ -7029,6 +7035,18 @@
     </w:p>
     <w:p>
       <w:pPr>
+        <w:tabs>
+          <w:tab w:val="left" w:pos="2433"/>
+        </w:tabs>
+        <w:spacing w:before="0" w:after="0"/>
+        <w:rPr>
+          <w:rFonts w:cs="Calibri"/>
+          <w:bCs/>
+        </w:rPr>
+      </w:pPr>
+    </w:p>
+    <w:p>
+      <w:pPr>
         <w:pStyle w:val="Figura"/>
       </w:pPr>
       <w:r>
@@ -7065,9 +7083,9 @@
           <w:noProof/>
         </w:rPr>
         <w:drawing>
-          <wp:inline distT="0" distB="0" distL="0" distR="0" wp14:anchorId="56E2D1F2" wp14:editId="0E82963B">
-            <wp:extent cx="2720340" cy="2756429"/>
-            <wp:effectExtent l="0" t="0" r="3810" b="0"/>
+          <wp:inline distT="0" distB="0" distL="0" distR="0" wp14:anchorId="56E2D1F2" wp14:editId="3529A067">
+            <wp:extent cx="2355850" cy="2387103"/>
+            <wp:effectExtent l="0" t="0" r="6350" b="0"/>
             <wp:docPr id="941052196" name="Imagen 5" descr=" Diagrama circular que muestra las etapas del producto químico: creación, diseño, desarrollo, fabricación, almacenamiento, transporte, venta, uso y eliminación, dispuestas de forma secuencial y continua."/>
             <wp:cNvGraphicFramePr>
               <a:graphicFrameLocks xmlns:a="http://schemas.openxmlformats.org/drawingml/2006/main" noChangeAspect="1"/>
@@ -7082,7 +7100,7 @@
                     </pic:cNvPicPr>
                   </pic:nvPicPr>
                   <pic:blipFill>
-                    <a:blip r:embed="rId14">
+                    <a:blip r:embed="rId14" cstate="print">
                       <a:extLst>
                         <a:ext uri="{28A0092B-C50C-407E-A947-70E740481C1C}">
                           <a14:useLocalDpi xmlns:a14="http://schemas.microsoft.com/office/drawing/2010/main" val="0"/>
@@ -7097,7 +7115,7 @@
                   <pic:spPr bwMode="auto">
                     <a:xfrm>
                       <a:off x="0" y="0"/>
-                      <a:ext cx="2745766" cy="2782192"/>
+                      <a:ext cx="2381748" cy="2413345"/>
                     </a:xfrm>
                     <a:prstGeom prst="rect">
                       <a:avLst/>
@@ -9254,15 +9272,13 @@
               </w:rPr>
               <w:t>Trabajar con productos químicos no siempre significa estar en un laboratorio. Muchas veces empieza con algo más simple, una etiqueta.</w:t>
             </w:r>
-          </w:p>
-          <w:p>
-            <w:pPr>
-              <w:spacing w:before="0" w:after="0"/>
+            <w:r>
               <w:rPr>
                 <w:rFonts w:cs="Calibri"/>
                 <w:lang w:eastAsia="es-CO"/>
               </w:rPr>
-            </w:pPr>
+              <w:t xml:space="preserve">  </w:t>
+            </w:r>
             <w:r>
               <w:rPr>
                 <w:rFonts w:cs="Calibri"/>
@@ -9300,15 +9316,13 @@
               </w:rPr>
               <w:t>El Sistema Globalmente Armonizado, o SGA.</w:t>
             </w:r>
-          </w:p>
-          <w:p>
-            <w:pPr>
-              <w:spacing w:before="0" w:after="0"/>
+            <w:r>
               <w:rPr>
                 <w:rFonts w:cs="Calibri"/>
                 <w:lang w:eastAsia="es-CO"/>
               </w:rPr>
-            </w:pPr>
+              <w:t xml:space="preserve"> </w:t>
+            </w:r>
             <w:r>
               <w:rPr>
                 <w:rFonts w:cs="Calibri"/>
@@ -9316,15 +9330,13 @@
               </w:rPr>
               <w:t xml:space="preserve">Seguramente los han visto en algunos empaques sin saber de qué se trata. </w:t>
             </w:r>
-          </w:p>
-          <w:p>
-            <w:pPr>
-              <w:spacing w:before="0" w:after="0"/>
+            <w:r>
               <w:rPr>
                 <w:rFonts w:cs="Calibri"/>
                 <w:lang w:eastAsia="es-CO"/>
               </w:rPr>
-            </w:pPr>
+              <w:t xml:space="preserve"> </w:t>
+            </w:r>
             <w:r>
               <w:rPr>
                 <w:rFonts w:cs="Calibri"/>
@@ -9332,15 +9344,13 @@
               </w:rPr>
               <w:t>Un rombo rojo. Un símbolo de llama. Una calavera. Son señales que están ahí para advertirnos algo.</w:t>
             </w:r>
-          </w:p>
-          <w:p>
-            <w:pPr>
-              <w:spacing w:before="0" w:after="0"/>
+            <w:r>
               <w:rPr>
                 <w:rFonts w:cs="Calibri"/>
                 <w:lang w:eastAsia="es-CO"/>
               </w:rPr>
-            </w:pPr>
+              <w:t xml:space="preserve">  </w:t>
+            </w:r>
             <w:r>
               <w:rPr>
                 <w:rFonts w:cs="Calibri"/>
@@ -9348,37 +9358,33 @@
               </w:rPr>
               <w:t>El Sistema Globalmente Armonizado o SGA, es un sistema internacional que busca que cualquier persona, en cualquier país, pueda identificar los peligros de un producto solo con mirar la etiqueta.</w:t>
             </w:r>
-          </w:p>
-          <w:p>
-            <w:pPr>
-              <w:spacing w:before="0" w:after="0"/>
+            <w:r>
               <w:rPr>
                 <w:rFonts w:cs="Calibri"/>
                 <w:lang w:eastAsia="es-CO"/>
               </w:rPr>
-            </w:pPr>
+              <w:t xml:space="preserve"> </w:t>
+            </w:r>
             <w:r>
               <w:rPr>
                 <w:rFonts w:cs="Calibri"/>
                 <w:lang w:eastAsia="es-CO"/>
               </w:rPr>
-              <w:t>Pero… ¿qué debe tener realmente una etiqueta química?</w:t>
-            </w:r>
-          </w:p>
-          <w:p>
-            <w:pPr>
-              <w:spacing w:before="0" w:after="0"/>
+              <w:t xml:space="preserve">Pero… ¿qué debe tener realmente una etiqueta </w:t>
+            </w:r>
+            <w:r>
               <w:rPr>
                 <w:rFonts w:cs="Calibri"/>
                 <w:lang w:eastAsia="es-CO"/>
               </w:rPr>
-            </w:pPr>
+              <w:t>química?</w:t>
+            </w:r>
             <w:r>
               <w:rPr>
                 <w:rFonts w:cs="Calibri"/>
                 <w:lang w:eastAsia="es-CO"/>
               </w:rPr>
-              <w:t>Según el SGA, la etiqueta reúne información básica.</w:t>
+              <w:t xml:space="preserve">  </w:t>
             </w:r>
           </w:p>
           <w:p>
@@ -9394,63 +9400,56 @@
                 <w:rFonts w:cs="Calibri"/>
                 <w:lang w:eastAsia="es-CO"/>
               </w:rPr>
-              <w:t>El nombre del producto, pictogramas enmarcados en rojo, palabras de advertencia como ‘Peligro’ o ‘Atención’, indicaciones de riesgo y recomendaciones de seguridad.</w:t>
-            </w:r>
-          </w:p>
-          <w:p>
-            <w:pPr>
-              <w:spacing w:before="0" w:after="0"/>
+              <w:t>Según el SGA, la etiqueta reúne información básica.</w:t>
+            </w:r>
+            <w:r>
               <w:rPr>
                 <w:rFonts w:cs="Calibri"/>
                 <w:lang w:eastAsia="es-CO"/>
               </w:rPr>
-            </w:pPr>
+              <w:t xml:space="preserve">  </w:t>
+            </w:r>
             <w:r>
               <w:rPr>
                 <w:rFonts w:cs="Calibri"/>
                 <w:lang w:eastAsia="es-CO"/>
               </w:rPr>
-              <w:lastRenderedPageBreak/>
-              <w:t>Es como una versión corta de la historia del producto.</w:t>
+              <w:t>El nombre del producto, pictogramas enmarcados en rojo, palabras de advertencia como ‘Peligro’ o ‘Atención’, indicaciones de riesgo y recomendaciones de seguridad.</w:t>
             </w:r>
             <w:r>
               <w:rPr>
                 <w:rFonts w:cs="Calibri"/>
                 <w:lang w:eastAsia="es-CO"/>
               </w:rPr>
-              <w:t xml:space="preserve">  En pocas palabras, la etiqueta es la primera advertencia antes de manipularlo. </w:t>
-            </w:r>
-          </w:p>
-          <w:p>
-            <w:pPr>
-              <w:spacing w:before="0" w:after="0"/>
+              <w:t xml:space="preserve"> </w:t>
+            </w:r>
+            <w:r>
               <w:rPr>
                 <w:rFonts w:cs="Calibri"/>
                 <w:lang w:eastAsia="es-CO"/>
               </w:rPr>
-            </w:pPr>
+              <w:t>Es como una versión corta de la historia del producto.</w:t>
+            </w:r>
             <w:r>
               <w:rPr>
                 <w:rFonts w:cs="Calibri"/>
                 <w:lang w:eastAsia="es-CO"/>
               </w:rPr>
-              <w:t xml:space="preserve">Aprender a interpretarla sí hace la diferencia. </w:t>
-            </w:r>
-          </w:p>
-          <w:p>
-            <w:pPr>
-              <w:spacing w:before="0" w:after="0"/>
+              <w:t xml:space="preserve">  En pocas palabras, la etiqueta es la primera advertencia antes de manipularlo. </w:t>
+            </w:r>
+            <w:r>
               <w:rPr>
                 <w:rFonts w:cs="Calibri"/>
                 <w:lang w:eastAsia="es-CO"/>
               </w:rPr>
-            </w:pPr>
+              <w:t xml:space="preserve">  </w:t>
+            </w:r>
             <w:r>
               <w:rPr>
                 <w:rFonts w:cs="Calibri"/>
                 <w:lang w:eastAsia="es-CO"/>
               </w:rPr>
-              <w:t>Muchas intoxicaciones o quemaduras ocurren cuando alguien no leyó la etiqueta, o simplemente no la comprendió.</w:t>
+              <w:t xml:space="preserve">Aprender a interpretarla sí hace la diferencia. </w:t>
             </w:r>
           </w:p>
           <w:p>
@@ -9466,23 +9465,22 @@
                 <w:rFonts w:cs="Calibri"/>
                 <w:lang w:eastAsia="es-CO"/>
               </w:rPr>
-              <w:t>Por eso, saber qué nos está diciendo no es cualquier cosa. Es una forma directa de prevenir riesgos.</w:t>
-            </w:r>
-          </w:p>
-          <w:p>
-            <w:pPr>
-              <w:spacing w:before="0" w:after="0"/>
+              <w:lastRenderedPageBreak/>
+              <w:t>Muchas intoxicaciones o quemaduras ocurren cuando alguien no leyó la etiqueta, o simplemente no la comprendió.</w:t>
+            </w:r>
+            <w:r>
               <w:rPr>
                 <w:rFonts w:cs="Calibri"/>
                 <w:lang w:eastAsia="es-CO"/>
               </w:rPr>
-            </w:pPr>
+              <w:t xml:space="preserve">  </w:t>
+            </w:r>
             <w:r>
               <w:rPr>
                 <w:rFonts w:cs="Calibri"/>
                 <w:lang w:eastAsia="es-CO"/>
               </w:rPr>
-              <w:t>También ayuda a un manejo seguro. Las recomendaciones de seguridad indican qué hacer y qué evitar.</w:t>
+              <w:t>Por eso, saber qué nos está diciendo no es cualquier cosa. Es una forma directa de prevenir riesgos.</w:t>
             </w:r>
           </w:p>
           <w:p>
@@ -9498,23 +9496,21 @@
                 <w:rFonts w:cs="Calibri"/>
                 <w:lang w:eastAsia="es-CO"/>
               </w:rPr>
-              <w:t>Y también abre la puerta a más información. La etiqueta es solo el comienzo. Detrás está la Hoja de Datos de Seguridad, o HDS,</w:t>
-            </w:r>
-          </w:p>
-          <w:p>
-            <w:pPr>
-              <w:spacing w:before="0" w:after="0"/>
+              <w:t>También ayuda a un manejo seguro. Las recomendaciones de seguridad indican qué hacer y qué evitar.</w:t>
+            </w:r>
+            <w:r>
               <w:rPr>
                 <w:rFonts w:cs="Calibri"/>
                 <w:lang w:eastAsia="es-CO"/>
               </w:rPr>
-            </w:pPr>
+              <w:t xml:space="preserve">  </w:t>
+            </w:r>
             <w:r>
               <w:rPr>
                 <w:rFonts w:cs="Calibri"/>
                 <w:lang w:eastAsia="es-CO"/>
               </w:rPr>
-              <w:t xml:space="preserve">con detalles técnicos y de emergencia. </w:t>
+              <w:t>Y también abre la puerta a más información. La etiqueta es solo el comienzo. Detrás está la Hoja de Datos de Seguridad, o HDS,</w:t>
             </w:r>
           </w:p>
           <w:p>
@@ -9530,17 +9526,15 @@
                 <w:rFonts w:cs="Calibri"/>
                 <w:lang w:eastAsia="es-CO"/>
               </w:rPr>
-              <w:t>Pensemos en algo sencillo. Una botella con el símbolo de una llama. Eso indica inflamabilidad.</w:t>
-            </w:r>
-          </w:p>
-          <w:p>
-            <w:pPr>
-              <w:spacing w:before="0" w:after="0"/>
+              <w:t>con detalles técnicos y de emergencia. Pensemos en algo sencillo. Una botella con el símbolo de una llama. Eso indica inflamabilidad.</w:t>
+            </w:r>
+            <w:r>
               <w:rPr>
                 <w:rFonts w:cs="Calibri"/>
                 <w:lang w:eastAsia="es-CO"/>
               </w:rPr>
-            </w:pPr>
+              <w:t xml:space="preserve">  </w:t>
+            </w:r>
             <w:r>
               <w:rPr>
                 <w:rFonts w:cs="Calibri"/>
@@ -9548,15 +9542,13 @@
               </w:rPr>
               <w:t>Y si además dice “Peligro”, sabemos que el riesgo es mayor. Las recomendaciones pueden ser muy claras: no fumar cerca y usarla en un espacio ventilado.</w:t>
             </w:r>
-          </w:p>
-          <w:p>
-            <w:pPr>
-              <w:spacing w:before="0" w:after="0"/>
+            <w:r>
               <w:rPr>
                 <w:rFonts w:cs="Calibri"/>
                 <w:lang w:eastAsia="es-CO"/>
               </w:rPr>
-            </w:pPr>
+              <w:t xml:space="preserve">  </w:t>
+            </w:r>
             <w:r>
               <w:rPr>
                 <w:rFonts w:cs="Calibri"/>
@@ -9564,15 +9556,13 @@
               </w:rPr>
               <w:t>Son recomendaciones sencillas, pero pueden evitar situaciones graves.</w:t>
             </w:r>
-          </w:p>
-          <w:p>
-            <w:pPr>
-              <w:spacing w:before="0" w:after="0"/>
+            <w:r>
               <w:rPr>
                 <w:rFonts w:cs="Calibri"/>
                 <w:lang w:eastAsia="es-CO"/>
               </w:rPr>
-            </w:pPr>
+              <w:t xml:space="preserve">  </w:t>
+            </w:r>
             <w:r>
               <w:rPr>
                 <w:rFonts w:cs="Calibri"/>
@@ -9580,15 +9570,13 @@
               </w:rPr>
               <w:t xml:space="preserve">El SGA no es solo una norma. Es una herramienta para mantener el riesgo bajo control. </w:t>
             </w:r>
-          </w:p>
-          <w:p>
-            <w:pPr>
-              <w:spacing w:before="0" w:after="0"/>
+            <w:r>
               <w:rPr>
                 <w:rFonts w:cs="Calibri"/>
                 <w:lang w:eastAsia="es-CO"/>
               </w:rPr>
-            </w:pPr>
+              <w:t xml:space="preserve"> </w:t>
+            </w:r>
             <w:r>
               <w:rPr>
                 <w:rFonts w:cs="Calibri"/>
@@ -9596,15 +9584,13 @@
               </w:rPr>
               <w:t>Por eso, la próxima vez que tengan un producto químico en las manos,</w:t>
             </w:r>
-          </w:p>
-          <w:p>
-            <w:pPr>
-              <w:spacing w:before="0" w:after="0"/>
+            <w:r>
               <w:rPr>
                 <w:rFonts w:cs="Calibri"/>
                 <w:lang w:eastAsia="es-CO"/>
               </w:rPr>
-            </w:pPr>
+              <w:t xml:space="preserve"> </w:t>
+            </w:r>
             <w:r>
               <w:rPr>
                 <w:rFonts w:cs="Calibri"/>
@@ -9638,7 +9624,6 @@
         <w:rPr>
           <w:bCs/>
         </w:rPr>
-        <w:lastRenderedPageBreak/>
         <w:t>Sistemas complementarios de identificación de riesgos químicos</w:t>
       </w:r>
       <w:bookmarkEnd w:id="9"/>
@@ -9669,11 +9654,22 @@
           <w:lang w:eastAsia="es-CO"/>
         </w:rPr>
       </w:pPr>
-      <w:r>
-        <w:rPr>
-          <w:rFonts w:cs="Calibri"/>
-          <w:lang w:eastAsia="es-CO"/>
-        </w:rPr>
+    </w:p>
+    <w:p>
+      <w:pPr>
+        <w:spacing w:before="0" w:after="0"/>
+        <w:ind w:firstLine="567"/>
+        <w:rPr>
+          <w:rFonts w:cs="Calibri"/>
+          <w:lang w:eastAsia="es-CO"/>
+        </w:rPr>
+      </w:pPr>
+      <w:r>
+        <w:rPr>
+          <w:rFonts w:cs="Calibri"/>
+          <w:lang w:eastAsia="es-CO"/>
+        </w:rPr>
+        <w:lastRenderedPageBreak/>
         <w:t>Entre estos sistemas se encuentran:</w:t>
       </w:r>
     </w:p>
@@ -9889,14 +9885,13 @@
           <w:rFonts w:cs="Calibri"/>
           <w:lang w:eastAsia="es-CO"/>
         </w:rPr>
-        <w:lastRenderedPageBreak/>
         <w:t>El SGA y el sistema NFPA 704 constituyen herramientas fundamentales para la identificación y comunicación de peligros químicos. La comparación entre ambos permite reconocer sus diferencias en estructura, alcance y aplicación, lo que facilita comprender cómo cada sistema aporta información específica para valorar el riesgo.</w:t>
       </w:r>
     </w:p>
     <w:p>
       <w:pPr>
         <w:pStyle w:val="Tabla"/>
-        <w:spacing w:line="360" w:lineRule="auto"/>
+        <w:spacing w:before="0" w:after="0" w:line="360" w:lineRule="auto"/>
         <w:ind w:left="426"/>
       </w:pPr>
       <w:r>
@@ -9912,8 +9907,8 @@
       </w:tblPr>
       <w:tblGrid>
         <w:gridCol w:w="2134"/>
-        <w:gridCol w:w="3706"/>
-        <w:gridCol w:w="3707"/>
+        <w:gridCol w:w="4098"/>
+        <w:gridCol w:w="3315"/>
       </w:tblGrid>
       <w:tr>
         <w:trPr>
@@ -9944,7 +9939,7 @@
         </w:tc>
         <w:tc>
           <w:tcPr>
-            <w:tcW w:w="3706" w:type="dxa"/>
+            <w:tcW w:w="4098" w:type="dxa"/>
           </w:tcPr>
           <w:p>
             <w:pPr>
@@ -9965,7 +9960,7 @@
         </w:tc>
         <w:tc>
           <w:tcPr>
-            <w:tcW w:w="3707" w:type="dxa"/>
+            <w:tcW w:w="3315" w:type="dxa"/>
           </w:tcPr>
           <w:p>
             <w:pPr>
@@ -10014,7 +10009,7 @@
         </w:tc>
         <w:tc>
           <w:tcPr>
-            <w:tcW w:w="3706" w:type="dxa"/>
+            <w:tcW w:w="4098" w:type="dxa"/>
           </w:tcPr>
           <w:p>
             <w:pPr>
@@ -10036,7 +10031,7 @@
         </w:tc>
         <w:tc>
           <w:tcPr>
-            <w:tcW w:w="3707" w:type="dxa"/>
+            <w:tcW w:w="3315" w:type="dxa"/>
           </w:tcPr>
           <w:p>
             <w:pPr>
@@ -10079,13 +10074,14 @@
                 <w:sz w:val="28"/>
                 <w:szCs w:val="28"/>
               </w:rPr>
+              <w:lastRenderedPageBreak/>
               <w:t>Escala numérica</w:t>
             </w:r>
           </w:p>
         </w:tc>
         <w:tc>
           <w:tcPr>
-            <w:tcW w:w="3706" w:type="dxa"/>
+            <w:tcW w:w="4098" w:type="dxa"/>
           </w:tcPr>
           <w:p>
             <w:pPr>
@@ -10107,7 +10103,7 @@
         </w:tc>
         <w:tc>
           <w:tcPr>
-            <w:tcW w:w="3707" w:type="dxa"/>
+            <w:tcW w:w="3315" w:type="dxa"/>
           </w:tcPr>
           <w:p>
             <w:pPr>
@@ -10157,7 +10153,7 @@
         </w:tc>
         <w:tc>
           <w:tcPr>
-            <w:tcW w:w="3706" w:type="dxa"/>
+            <w:tcW w:w="4098" w:type="dxa"/>
           </w:tcPr>
           <w:p>
             <w:pPr>
@@ -10179,7 +10175,7 @@
         </w:tc>
         <w:tc>
           <w:tcPr>
-            <w:tcW w:w="3707" w:type="dxa"/>
+            <w:tcW w:w="3315" w:type="dxa"/>
           </w:tcPr>
           <w:p>
             <w:pPr>
@@ -10228,7 +10224,7 @@
         </w:tc>
         <w:tc>
           <w:tcPr>
-            <w:tcW w:w="3706" w:type="dxa"/>
+            <w:tcW w:w="4098" w:type="dxa"/>
           </w:tcPr>
           <w:p>
             <w:pPr>
@@ -10250,7 +10246,7 @@
         </w:tc>
         <w:tc>
           <w:tcPr>
-            <w:tcW w:w="3707" w:type="dxa"/>
+            <w:tcW w:w="3315" w:type="dxa"/>
           </w:tcPr>
           <w:p>
             <w:pPr>
@@ -10296,15 +10292,7 @@
           <w:rFonts w:cs="Calibri"/>
           <w:lang w:eastAsia="es-CO"/>
         </w:rPr>
-        <w:t xml:space="preserve">En conjunto, estos sistemas complementan la información del SGA y las HDS, permitiendo que los trabajadores identifiquen rápidamente los riesgos y actúen de </w:t>
-      </w:r>
-      <w:r>
-        <w:rPr>
-          <w:rFonts w:cs="Calibri"/>
-          <w:lang w:eastAsia="es-CO"/>
-        </w:rPr>
-        <w:lastRenderedPageBreak/>
-        <w:t>forma segura. Su correcta comprensión reduce la probabilidad de accidentes, mejora la respuesta ante emergencias y fortalece la cultura de la prevención en los ambientes laborales y formativos. Por ello, conocer y aplicar estos sistemas es fundamental para cualquier persona que manipule productos químicos en el sector productivo, educativo o industrial.</w:t>
+        <w:t>En conjunto, estos sistemas complementan la información del SGA y las HDS, permitiendo que los trabajadores identifiquen rápidamente los riesgos y actúen de forma segura. Su correcta comprensión reduce la probabilidad de accidentes, mejora la respuesta ante emergencias y fortalece la cultura de la prevención en los ambientes laborales y formativos. Por ello, conocer y aplicar estos sistemas es fundamental para cualquier persona que manipule productos químicos en el sector productivo, educativo o industrial.</w:t>
       </w:r>
     </w:p>
     <w:p>
@@ -10373,7 +10361,21 @@
           <w:rFonts w:cs="Calibri"/>
           <w:lang w:eastAsia="es-CO"/>
         </w:rPr>
-        <w:t>El manejo seguro de productos químicos es un aspecto fundamental en la prevención de riesgos laborales y ambientales. La legislación colombiana (Ley 55 de 1993) y los estándares internacionales exigen que todo producto químico sea manipulado con pleno conocimiento de sus riesgos intrínsecos. El desconocimiento de propiedades, dosis y tiempos de exposición es una causa frecuente de accidentes. Por tanto, es necesario que el aprendiz logre diferenciar y utilizar adecuadamente los principales instrumentos de comunicación de peligros que existen además de las etiquetas de los productos: la ficha técnica, la hoja de datos de seguridad y la tarjeta de emergencia, entendiendo que la seguridad química depende de la interacción entre los peligros del producto y las condiciones reales durante la manipulación.</w:t>
+        <w:t>El manejo seguro de productos químicos es un aspecto fundamental en la prevención de riesgos laborales y ambientales. La legislación colombiana (Ley 55 de 1993) y los estándares internacionales exigen que todo producto químico sea manipulado con pleno conocimiento de sus riesgos intrínsecos. El desconocimiento de propiedades, dosis y tiempos de exposición es una causa frecuente de accidentes. Por tanto, es necesario que el aprendiz logre diferenciar y utilizar adecuadamente los principales instrumentos de comunicación de peligros que existen</w:t>
+      </w:r>
+      <w:r>
+        <w:rPr>
+          <w:rFonts w:cs="Calibri"/>
+          <w:lang w:eastAsia="es-CO"/>
+        </w:rPr>
+        <w:t>,</w:t>
+      </w:r>
+      <w:r>
+        <w:rPr>
+          <w:rFonts w:cs="Calibri"/>
+          <w:lang w:eastAsia="es-CO"/>
+        </w:rPr>
+        <w:t xml:space="preserve"> además de las etiquetas de los productos: la ficha técnica, la hoja de datos de seguridad y la tarjeta de emergencia, entendiendo que la seguridad química depende de la interacción entre los peligros del producto y las condiciones reales durante la manipulación.</w:t>
       </w:r>
     </w:p>
     <w:p>
@@ -10406,7 +10408,35 @@
           <w:rFonts w:cs="Calibri"/>
           <w:lang w:eastAsia="es-CO"/>
         </w:rPr>
-        <w:t>La ficha técnica de un producto químico o una materia prima se define como un documento enfocado en la descripción de las características técnicas (funcionales y comerciales), composición general y comportamiento en condiciones de uso especificas; al igual que la etiqueta son consideradas instrumentos esenciales ya que contienen y garantizan información clave y relevante del producto (Grisales, 2013). A diferencia de las hojas de datos de seguridad, las fichas técnicas no están reguladas por un marco normativo estandarizado y su contenido puede variar según la empresa o el fabricante.</w:t>
+        <w:t>La ficha técnica de un producto químico o una materia prima se define como un documento enfocado en la descripción de las características técnicas (funcionales y comerciales), composición general y comportamiento en condiciones de uso especificas; al igual que la etiqueta</w:t>
+      </w:r>
+      <w:r>
+        <w:rPr>
+          <w:rFonts w:cs="Calibri"/>
+          <w:lang w:eastAsia="es-CO"/>
+        </w:rPr>
+        <w:t>,</w:t>
+      </w:r>
+      <w:r>
+        <w:rPr>
+          <w:rFonts w:cs="Calibri"/>
+          <w:lang w:eastAsia="es-CO"/>
+        </w:rPr>
+        <w:t xml:space="preserve"> son consideradas instrumentos esenciales</w:t>
+      </w:r>
+      <w:r>
+        <w:rPr>
+          <w:rFonts w:cs="Calibri"/>
+          <w:lang w:eastAsia="es-CO"/>
+        </w:rPr>
+        <w:t>,</w:t>
+      </w:r>
+      <w:r>
+        <w:rPr>
+          <w:rFonts w:cs="Calibri"/>
+          <w:lang w:eastAsia="es-CO"/>
+        </w:rPr>
+        <w:t xml:space="preserve"> ya que contienen y garantizan información clave y relevante del producto (Grisales, 2013). A diferencia de las hojas de datos de seguridad, las fichas técnicas no están reguladas por un marco normativo estandarizado y su contenido puede variar según la empresa o el fabricante.</w:t>
       </w:r>
     </w:p>
     <w:p>
@@ -11289,6 +11319,7 @@
     </w:tbl>
     <w:p>
       <w:pPr>
+        <w:spacing w:before="0" w:after="0"/>
         <w:ind w:firstLine="0"/>
       </w:pPr>
     </w:p>
@@ -12885,28 +12916,26 @@
     </w:tbl>
     <w:p>
       <w:pPr>
+        <w:spacing w:before="0" w:after="0"/>
         <w:ind w:firstLine="708"/>
       </w:pPr>
       <w:r>
-        <w:t xml:space="preserve">La integración de estos instrumentos no solo asegura el cumplimiento normativo, sino que fortalece un sistema de control de amenazas orientado a la protección de la </w:t>
-      </w:r>
+        <w:t>La integración de estos instrumentos no solo asegura el cumplimiento normativo, sino que fortalece un sistema de control de amenazas orientado a la protección de la salud humana y la preservación del ecosistema a lo largo del ciclo de vida de los productos químicos.</w:t>
+      </w:r>
+    </w:p>
+    <w:p>
+      <w:pPr>
+        <w:spacing w:before="0" w:after="0"/>
+        <w:ind w:firstLine="708"/>
+      </w:pPr>
       <w:r>
         <w:lastRenderedPageBreak/>
-        <w:t>salud humana y la preservación del ecosistema a lo largo del ciclo de vida de los productos químicos.</w:t>
-      </w:r>
-    </w:p>
-    <w:p>
-      <w:pPr>
-        <w:ind w:firstLine="708"/>
-      </w:pPr>
-      <w:r>
         <w:t>El siguiente video explora los peligros químicos y su impacto en la seguridad y salud en el trabajo, un tema clave para comprender cómo prevenir riesgos y proteger el entorno laboral.</w:t>
       </w:r>
     </w:p>
     <w:p>
       <w:pPr>
         <w:pStyle w:val="Video"/>
-        <w:jc w:val="left"/>
         <w:rPr>
           <w:rFonts w:cs="Calibri"/>
           <w:b/>
@@ -12956,10 +12985,10 @@
           <w:noProof/>
         </w:rPr>
         <w:drawing>
-          <wp:inline distT="0" distB="0" distL="0" distR="0" wp14:anchorId="6281B4B8" wp14:editId="576ACDE2">
-            <wp:extent cx="5255042" cy="3703320"/>
-            <wp:effectExtent l="0" t="0" r="3175" b="0"/>
-            <wp:docPr id="1409679454" name="Imagen 15">
+          <wp:inline distT="0" distB="0" distL="0" distR="0" wp14:anchorId="3FB60D09" wp14:editId="6D8C0CA0">
+            <wp:extent cx="4143208" cy="2330450"/>
+            <wp:effectExtent l="0" t="0" r="0" b="0"/>
+            <wp:docPr id="808368763" name="Imagen 4">
               <a:extLst xmlns:a="http://schemas.openxmlformats.org/drawingml/2006/main">
                 <a:ext uri="{C183D7F6-B498-43B3-948B-1728B52AA6E4}">
                   <adec:decorative xmlns:adec="http://schemas.microsoft.com/office/drawing/2017/decorative" val="1"/>
@@ -12973,7 +13002,7 @@
               <a:graphicData uri="http://schemas.openxmlformats.org/drawingml/2006/picture">
                 <pic:pic xmlns:pic="http://schemas.openxmlformats.org/drawingml/2006/picture">
                   <pic:nvPicPr>
-                    <pic:cNvPr id="1409679454" name="Imagen 15">
+                    <pic:cNvPr id="808368763" name="Imagen 4">
                       <a:extLst>
                         <a:ext uri="{C183D7F6-B498-43B3-948B-1728B52AA6E4}">
                           <adec:decorative xmlns:adec="http://schemas.microsoft.com/office/drawing/2017/decorative" val="1"/>
@@ -12985,7 +13014,7 @@
                     </pic:cNvPicPr>
                   </pic:nvPicPr>
                   <pic:blipFill>
-                    <a:blip r:embed="rId22">
+                    <a:blip r:embed="rId22" cstate="print">
                       <a:extLst>
                         <a:ext uri="{28A0092B-C50C-407E-A947-70E740481C1C}">
                           <a14:useLocalDpi xmlns:a14="http://schemas.microsoft.com/office/drawing/2010/main" val="0"/>
@@ -13000,7 +13029,7 @@
                   <pic:spPr bwMode="auto">
                     <a:xfrm>
                       <a:off x="0" y="0"/>
-                      <a:ext cx="5294551" cy="3731163"/>
+                      <a:ext cx="4154593" cy="2336854"/>
                     </a:xfrm>
                     <a:prstGeom prst="rect">
                       <a:avLst/>
@@ -13021,6 +13050,7 @@
       <w:pPr>
         <w:spacing w:before="0" w:after="0"/>
         <w:ind w:firstLine="0"/>
+        <w:jc w:val="center"/>
         <w:rPr>
           <w:rFonts w:cs="Calibri"/>
           <w:b/>
@@ -13036,16 +13066,6 @@
           <w:t>Enlace de reproducción del video</w:t>
         </w:r>
       </w:hyperlink>
-    </w:p>
-    <w:p>
-      <w:pPr>
-        <w:spacing w:before="0" w:after="0" w:line="240" w:lineRule="auto"/>
-        <w:ind w:firstLine="0"/>
-        <w:rPr>
-          <w:rFonts w:cs="Calibri"/>
-          <w:b/>
-        </w:rPr>
-      </w:pPr>
     </w:p>
     <w:tbl>
       <w:tblPr>
@@ -13108,95 +13128,18 @@
           </w:tcPr>
           <w:p>
             <w:pPr>
-              <w:ind w:firstLine="0"/>
-            </w:pPr>
-            <w:r>
-              <w:t xml:space="preserve">     </w:t>
-            </w:r>
-            <w:r>
-              <w:t xml:space="preserve">Las empresas deben identificar el tipo de sustancia química o material peligroso al cual se encuentra expuesto su grupo de trabajadores y determinar las medidas o </w:t>
-            </w:r>
-            <w:r>
-              <w:lastRenderedPageBreak/>
-              <w:t>controles que garanticen su seguridad de acuerdo con lo establecido en la normatividad del país.</w:t>
-            </w:r>
-          </w:p>
-          <w:p>
-            <w:pPr>
-              <w:ind w:firstLine="0"/>
-              <w:rPr>
-                <w:b/>
-                <w:bCs/>
-              </w:rPr>
-            </w:pPr>
-            <w:r>
-              <w:rPr>
-                <w:b/>
-                <w:bCs/>
-              </w:rPr>
-              <w:t>Consideremos</w:t>
-            </w:r>
-            <w:r>
-              <w:rPr>
-                <w:b/>
-                <w:bCs/>
-              </w:rPr>
-              <w:t xml:space="preserve">, </w:t>
-            </w:r>
-            <w:r>
-              <w:rPr>
-                <w:b/>
-                <w:bCs/>
-              </w:rPr>
-              <w:t>caso 1</w:t>
-            </w:r>
-            <w:r>
-              <w:rPr>
-                <w:b/>
-                <w:bCs/>
-              </w:rPr>
-              <w:t xml:space="preserve">: </w:t>
-            </w:r>
-            <w:r>
-              <w:t>e</w:t>
-            </w:r>
-            <w:r>
-              <w:t>n una panadería para la elaboración de sus productos se usa harina este ingrediente puede ser inhalado por los trabajadores ocasionando enfermedades a nivel respiratorio por la acumulación de polvos en los pulmones.</w:t>
-            </w:r>
-          </w:p>
-          <w:p>
-            <w:pPr>
               <w:spacing w:before="0" w:after="0"/>
               <w:ind w:firstLine="0"/>
             </w:pPr>
             <w:r>
-              <w:rPr>
-                <w:b/>
-                <w:bCs/>
-              </w:rPr>
-              <w:t>o caso 2</w:t>
-            </w:r>
-            <w:r>
-              <w:rPr>
-                <w:b/>
-                <w:bCs/>
-              </w:rPr>
-              <w:t xml:space="preserve">: </w:t>
-            </w:r>
-            <w:r>
-              <w:t>Como el uso de químicos en salones de belleza, por ejemplo, el quitaesmalte que a simple vista parece no tener mayores compromisos en la salud, sin embargo, es</w:t>
-            </w:r>
-            <w:r>
-              <w:t xml:space="preserve"> </w:t>
-            </w:r>
-            <w:r>
-              <w:t>una sustancia corrosiva y dependiendo de la cantidad inhalada y el tiempo de</w:t>
-            </w:r>
-            <w:r>
-              <w:t xml:space="preserve"> </w:t>
-            </w:r>
-            <w:r>
-              <w:t>exposición puede ocasionar enfermedades como rinitis o complicaciones en los pulmones.</w:t>
+              <w:t xml:space="preserve">       </w:t>
+            </w:r>
+            <w:r>
+              <w:t xml:space="preserve">Las empresas deben identificar el tipo de sustancia química o material peligroso al cual se encuentra expuesto su grupo de trabajadores y determinar las medidas o controles que garanticen su seguridad de acuerdo con lo establecido en la normatividad del país. Consideremos, caso uno: en una panadería para la elaboración de sus productos se usa harina; este ingrediente puede ser inhalado por los trabajadores ocasionando enfermedades a nivel respiratorio por la acumulación de polvos en los pulmones. O caso dos: como el uso de químicos en salones de belleza, por ejemplo, el quitaesmalte que a simple vista parece no tener mayores compromisos en la salud, sin embargo, es una sustancia corrosiva y dependiendo de </w:t>
+            </w:r>
+            <w:r>
+              <w:lastRenderedPageBreak/>
+              <w:t>la cantidad inhalada y el tiempo de exposición puede ocasionar enfermedades como rinitis o complicaciones en los pulmones.</w:t>
             </w:r>
           </w:p>
           <w:p>
@@ -13205,343 +13148,23 @@
               <w:ind w:firstLine="0"/>
             </w:pPr>
             <w:r>
-              <w:t>Teniendo en cuenta lo anterior, para garantizar la higiene Industrial se debe:</w:t>
-            </w:r>
-          </w:p>
-          <w:p>
-            <w:pPr>
-              <w:pStyle w:val="Prrafodelista"/>
-              <w:numPr>
-                <w:ilvl w:val="0"/>
-                <w:numId w:val="22"/>
-              </w:numPr>
+              <w:t xml:space="preserve">Teniendo en cuenta lo anterior, para garantizar la higiene industrial se debe: primero, identificar el tipo de sustancia usada, los métodos de trabajo de las personas y si existen condiciones especiales; segundo, capacitar en manejo y manipulación de sustancias, medidas de control eficientes y señalización por colores, donde el azul representa riesgo para la salud, el rojo inflamable, el amarillo reactividad y el blanco especial. Asimismo, crear una hoja de seguridad que cumpla con las indicaciones en la norma en la que se especifiquen datos como: a, identificación de la empresa; b, identificación del producto; c, símbolo </w:t>
+            </w:r>
+            <w:r>
+              <w:rPr>
+                <w:rStyle w:val="Extranjerismo"/>
+              </w:rPr>
+              <w:t>National Fire Protection Association;</w:t>
+            </w:r>
+            <w:r>
+              <w:t xml:space="preserve"> d, control de exposición; e, estabilidad; f, reactividad; g, primeros auxilios; h, extinción de incendios e i, derrames.</w:t>
+            </w:r>
+          </w:p>
+          <w:p>
+            <w:pPr>
               <w:spacing w:before="0" w:after="0"/>
-            </w:pPr>
-            <w:r>
-              <w:t>I</w:t>
-            </w:r>
-            <w:r>
-              <w:t>dentificar el tipo de usada los métodos de trabajo de las personas y sí existen condiciones especiales.</w:t>
-            </w:r>
-          </w:p>
-          <w:p>
-            <w:pPr>
-              <w:pStyle w:val="Prrafodelista"/>
-              <w:numPr>
-                <w:ilvl w:val="0"/>
-                <w:numId w:val="22"/>
-              </w:numPr>
-              <w:spacing w:before="0" w:after="0"/>
-            </w:pPr>
-            <w:r>
-              <w:t>Capacitar e</w:t>
-            </w:r>
-            <w:r>
-              <w:t>n</w:t>
-            </w:r>
-            <w:r>
-              <w:t xml:space="preserve"> manejo y manipulación de sustancias medidas de control eficientes señalización por colores:</w:t>
-            </w:r>
-          </w:p>
-          <w:p>
-            <w:pPr>
-              <w:pStyle w:val="Prrafodelista"/>
-              <w:numPr>
-                <w:ilvl w:val="0"/>
-                <w:numId w:val="23"/>
-              </w:numPr>
-              <w:spacing w:before="0" w:after="0"/>
-            </w:pPr>
-            <w:r>
-              <w:t>Azul riesgo para la salud</w:t>
-            </w:r>
-          </w:p>
-          <w:p>
-            <w:pPr>
-              <w:pStyle w:val="Prrafodelista"/>
-              <w:numPr>
-                <w:ilvl w:val="0"/>
-                <w:numId w:val="23"/>
-              </w:numPr>
-              <w:spacing w:before="0" w:after="0"/>
-            </w:pPr>
-            <w:r>
-              <w:t xml:space="preserve">Rojo inflamable </w:t>
-            </w:r>
-          </w:p>
-          <w:p>
-            <w:pPr>
-              <w:pStyle w:val="Prrafodelista"/>
-              <w:numPr>
-                <w:ilvl w:val="0"/>
-                <w:numId w:val="23"/>
-              </w:numPr>
-              <w:spacing w:before="0" w:after="0"/>
-            </w:pPr>
-            <w:r>
-              <w:t xml:space="preserve">Amarillo reactividad y blanco Especial </w:t>
-            </w:r>
-          </w:p>
-          <w:p>
-            <w:pPr>
-              <w:pStyle w:val="Prrafodelista"/>
-              <w:numPr>
-                <w:ilvl w:val="0"/>
-                <w:numId w:val="24"/>
-              </w:numPr>
-              <w:spacing w:before="0" w:after="0"/>
-              <w:ind w:left="1167"/>
-            </w:pPr>
-            <w:r>
-              <w:t>Crear</w:t>
-            </w:r>
-            <w:r>
-              <w:t xml:space="preserve"> </w:t>
-            </w:r>
-            <w:r>
-              <w:t>una hoja de seguridad que cumpla con las</w:t>
-            </w:r>
-            <w:r>
-              <w:t xml:space="preserve"> </w:t>
-            </w:r>
-            <w:r>
-              <w:t>indicaciones en la norma en la que se</w:t>
-            </w:r>
-            <w:r>
-              <w:t xml:space="preserve"> </w:t>
-            </w:r>
-            <w:r>
-              <w:t>especifique datos como</w:t>
-            </w:r>
-            <w:r>
-              <w:t>:</w:t>
-            </w:r>
-          </w:p>
-          <w:p>
-            <w:pPr>
-              <w:pStyle w:val="Prrafodelista"/>
-              <w:numPr>
-                <w:ilvl w:val="1"/>
-                <w:numId w:val="25"/>
-              </w:numPr>
-              <w:spacing w:before="0" w:after="0"/>
-              <w:ind w:left="1592"/>
-            </w:pPr>
-            <w:r>
-              <w:t>I</w:t>
-            </w:r>
-            <w:r>
-              <w:t>dentificación</w:t>
-            </w:r>
-            <w:r>
-              <w:t xml:space="preserve"> </w:t>
-            </w:r>
-            <w:r>
-              <w:t>de la empresa</w:t>
-            </w:r>
-          </w:p>
-          <w:p>
-            <w:pPr>
-              <w:pStyle w:val="Prrafodelista"/>
-              <w:numPr>
-                <w:ilvl w:val="1"/>
-                <w:numId w:val="25"/>
-              </w:numPr>
-              <w:spacing w:before="0" w:after="0"/>
-              <w:ind w:left="1592"/>
-            </w:pPr>
-            <w:r>
-              <w:t>I</w:t>
-            </w:r>
-            <w:r>
-              <w:t>dentificación del</w:t>
-            </w:r>
-            <w:r>
-              <w:t xml:space="preserve"> </w:t>
-            </w:r>
-            <w:r>
-              <w:t>producto</w:t>
-            </w:r>
-          </w:p>
-          <w:p>
-            <w:pPr>
-              <w:pStyle w:val="Prrafodelista"/>
-              <w:numPr>
-                <w:ilvl w:val="1"/>
-                <w:numId w:val="25"/>
-              </w:numPr>
-              <w:spacing w:before="0" w:after="0"/>
-              <w:ind w:left="1592"/>
-            </w:pPr>
-            <w:r>
-              <w:t>S</w:t>
-            </w:r>
-            <w:r>
-              <w:t xml:space="preserve">ímbolo </w:t>
-            </w:r>
-            <w:r>
-              <w:rPr>
-                <w:rStyle w:val="Extranjerismo"/>
-              </w:rPr>
-              <w:t xml:space="preserve">National </w:t>
-            </w:r>
-            <w:r>
-              <w:rPr>
-                <w:rStyle w:val="Extranjerismo"/>
-              </w:rPr>
-              <w:t>F</w:t>
-            </w:r>
-            <w:r>
-              <w:rPr>
-                <w:rStyle w:val="Extranjerismo"/>
-              </w:rPr>
-              <w:t>ire</w:t>
-            </w:r>
-            <w:r>
-              <w:rPr>
-                <w:rStyle w:val="Extranjerismo"/>
-              </w:rPr>
-              <w:t xml:space="preserve"> P</w:t>
-            </w:r>
-            <w:r>
-              <w:rPr>
-                <w:rStyle w:val="Extranjerismo"/>
-              </w:rPr>
-              <w:t xml:space="preserve">rotection </w:t>
-            </w:r>
-            <w:r>
-              <w:rPr>
-                <w:rStyle w:val="Extranjerismo"/>
-              </w:rPr>
-              <w:t>A</w:t>
-            </w:r>
-            <w:r>
-              <w:rPr>
-                <w:rStyle w:val="Extranjerismo"/>
-              </w:rPr>
-              <w:t xml:space="preserve">ssociation </w:t>
-            </w:r>
-            <w:r>
-              <w:rPr>
-                <w:rStyle w:val="Extranjerismo"/>
-              </w:rPr>
-              <w:t>NFPA.</w:t>
-            </w:r>
-          </w:p>
-          <w:p>
-            <w:pPr>
-              <w:pStyle w:val="Prrafodelista"/>
-              <w:numPr>
-                <w:ilvl w:val="1"/>
-                <w:numId w:val="25"/>
-              </w:numPr>
-              <w:spacing w:before="0" w:after="0"/>
-              <w:ind w:left="1592"/>
-            </w:pPr>
-            <w:r>
-              <w:t>C</w:t>
-            </w:r>
-            <w:r>
-              <w:t>ontrol</w:t>
-            </w:r>
-            <w:r>
-              <w:t xml:space="preserve"> </w:t>
-            </w:r>
-            <w:r>
-              <w:t>de exposición</w:t>
-            </w:r>
-          </w:p>
-          <w:p>
-            <w:pPr>
-              <w:pStyle w:val="Prrafodelista"/>
-              <w:numPr>
-                <w:ilvl w:val="1"/>
-                <w:numId w:val="25"/>
-              </w:numPr>
-              <w:spacing w:before="0" w:after="0"/>
-              <w:ind w:left="1592"/>
-            </w:pPr>
-            <w:r>
-              <w:lastRenderedPageBreak/>
-              <w:t>E</w:t>
-            </w:r>
-            <w:r>
-              <w:t>stabilidad</w:t>
-            </w:r>
-          </w:p>
-          <w:p>
-            <w:pPr>
-              <w:pStyle w:val="Prrafodelista"/>
-              <w:numPr>
-                <w:ilvl w:val="1"/>
-                <w:numId w:val="25"/>
-              </w:numPr>
-              <w:spacing w:before="0" w:after="0"/>
-              <w:ind w:left="1592"/>
-            </w:pPr>
-            <w:r>
-              <w:t>R</w:t>
-            </w:r>
-            <w:r>
-              <w:t>eactividad</w:t>
-            </w:r>
-          </w:p>
-          <w:p>
-            <w:pPr>
-              <w:pStyle w:val="Prrafodelista"/>
-              <w:numPr>
-                <w:ilvl w:val="1"/>
-                <w:numId w:val="25"/>
-              </w:numPr>
-              <w:spacing w:before="0" w:after="0"/>
-              <w:ind w:left="1592"/>
-            </w:pPr>
-            <w:r>
-              <w:t>P</w:t>
-            </w:r>
-            <w:r>
-              <w:t>rimeros</w:t>
-            </w:r>
-            <w:r>
-              <w:t xml:space="preserve"> </w:t>
-            </w:r>
-            <w:r>
-              <w:t xml:space="preserve">auxilios </w:t>
-            </w:r>
-          </w:p>
-          <w:p>
-            <w:pPr>
-              <w:pStyle w:val="Prrafodelista"/>
-              <w:numPr>
-                <w:ilvl w:val="1"/>
-                <w:numId w:val="25"/>
-              </w:numPr>
-              <w:spacing w:before="0" w:after="0"/>
-              <w:ind w:left="1592"/>
-            </w:pPr>
-            <w:r>
-              <w:t>E</w:t>
-            </w:r>
-            <w:r>
-              <w:t>xtinción de incendios</w:t>
-            </w:r>
-          </w:p>
-          <w:p>
-            <w:pPr>
-              <w:pStyle w:val="Prrafodelista"/>
-              <w:numPr>
-                <w:ilvl w:val="1"/>
-                <w:numId w:val="25"/>
-              </w:numPr>
-              <w:spacing w:before="0" w:after="0"/>
-              <w:ind w:left="1592"/>
-            </w:pPr>
-            <w:r>
-              <w:t>D</w:t>
-            </w:r>
-            <w:r>
-              <w:t>errames</w:t>
-            </w:r>
+              <w:ind w:firstLine="0"/>
+            </w:pPr>
           </w:p>
         </w:tc>
       </w:tr>
@@ -14118,7 +13741,19 @@
         <w:rPr>
           <w:lang w:eastAsia="es-CO"/>
         </w:rPr>
-        <w:t xml:space="preserve"> también llamada vía oral corresponde a la entrada de sustancias químicas al organismo a través de la boca, pasando por el sistema gastrointestinal. Esta vía es frecuente en entornos laborales cuando hay manos contaminadas, alimentos expuestos, envases sin rotular o prácticas inadecuadas de higiene.</w:t>
+        <w:t xml:space="preserve"> también llamada vía oral</w:t>
+      </w:r>
+      <w:r>
+        <w:rPr>
+          <w:lang w:eastAsia="es-CO"/>
+        </w:rPr>
+        <w:t>,</w:t>
+      </w:r>
+      <w:r>
+        <w:rPr>
+          <w:lang w:eastAsia="es-CO"/>
+        </w:rPr>
+        <w:t xml:space="preserve"> corresponde a la entrada de sustancias químicas al organismo a través de la boca, pasando por el sistema gastrointestinal. Esta vía es frecuente en entornos laborales cuando hay manos contaminadas, alimentos expuestos, envases sin rotular o prácticas inadecuadas de higiene.</w:t>
       </w:r>
     </w:p>
     <w:p>
@@ -14147,7 +13782,19 @@
         <w:rPr>
           <w:lang w:eastAsia="es-CO"/>
         </w:rPr>
-        <w:t>la sustancia entra por la boca (accidental o intencional) y atraviesa el esófago, el estómago y el intestino delgado. En el intestino ocurre la principal absorción ya que está altamente vascularizado.</w:t>
+        <w:t>la sustancia entra por la boca (accidental o intencional) y atraviesa el esófago, el estómago y el intestino delgado. En el intestino ocurre la principal absorción</w:t>
+      </w:r>
+      <w:r>
+        <w:rPr>
+          <w:lang w:eastAsia="es-CO"/>
+        </w:rPr>
+        <w:t>,</w:t>
+      </w:r>
+      <w:r>
+        <w:rPr>
+          <w:lang w:eastAsia="es-CO"/>
+        </w:rPr>
+        <w:t xml:space="preserve"> ya que está altamente vascularizado.</w:t>
       </w:r>
       <w:r>
         <w:rPr>
@@ -15318,7 +14965,25 @@
                 <w:szCs w:val="28"/>
               </w:rPr>
               <w:lastRenderedPageBreak/>
-              <w:t>Joyas y accesorios: prohibido usar anillos o pulseras ya que pueden atrapar sustancias, romper guantes o causar enganches mecánicos.</w:t>
+              <w:t>Joyas y accesorios: prohibido usar anillos o pulseras</w:t>
+            </w:r>
+            <w:r>
+              <w:rPr>
+                <w:rFonts w:asciiTheme="minorHAnsi" w:hAnsiTheme="minorHAnsi" w:cstheme="minorHAnsi"/>
+                <w:color w:val="000000" w:themeColor="text1"/>
+                <w:sz w:val="28"/>
+                <w:szCs w:val="28"/>
+              </w:rPr>
+              <w:t>,</w:t>
+            </w:r>
+            <w:r>
+              <w:rPr>
+                <w:rFonts w:asciiTheme="minorHAnsi" w:hAnsiTheme="minorHAnsi" w:cstheme="minorHAnsi"/>
+                <w:color w:val="000000" w:themeColor="text1"/>
+                <w:sz w:val="28"/>
+                <w:szCs w:val="28"/>
+              </w:rPr>
+              <w:t xml:space="preserve"> ya que pueden atrapar sustancias, romper guantes o causar enganches mecánicos.</w:t>
             </w:r>
           </w:p>
           <w:p>
@@ -16152,7 +15817,35 @@
           <w:rFonts w:cs="Calibri"/>
           <w:lang w:eastAsia="es-CO"/>
         </w:rPr>
-        <w:t xml:space="preserve">La protección respiratoria se utiliza cuando existe riesgo de inhalación de vapores, gases, polvos o aerosoles peligrosos. Incluye respiradores purificadores de aire (mascarillas y respiradores con filtros o cartuchos) y respiradores con suministro de aire (líneas de aire y autocontenidos), los cuales deben seleccionarse de acuerdo con el tipo de contaminante y su concentración. Por ejemplo, las mascarillas y respiradores se usan para tareas en ambientes con polvos y/o emanación de gases y vapores. Un ajuste adecuado teniendo en cuenta las características faciales y corporales y el </w:t>
+        <w:t>La protección respiratoria se utiliza cuando existe riesgo de inhalación de vapores, gases, polvos o aerosoles peligrosos. Incluye respiradores purificadores de aire (mascarillas y respiradores con filtros o cartuchos) y respiradores con suministro de aire (líneas de aire y autocontenidos), los cuales deben seleccionarse de acuerdo con el tipo de contaminante y su concentración. Por ejemplo, las mascarillas y respiradores se usan para tareas en ambientes con polvos y/o emanación de gases y vapores. Un ajuste adecuado</w:t>
+      </w:r>
+      <w:r>
+        <w:rPr>
+          <w:rFonts w:cs="Calibri"/>
+          <w:lang w:eastAsia="es-CO"/>
+        </w:rPr>
+        <w:t>,</w:t>
+      </w:r>
+      <w:r>
+        <w:rPr>
+          <w:rFonts w:cs="Calibri"/>
+          <w:lang w:eastAsia="es-CO"/>
+        </w:rPr>
+        <w:t xml:space="preserve"> teniendo</w:t>
+      </w:r>
+      <w:r>
+        <w:rPr>
+          <w:rFonts w:cs="Calibri"/>
+          <w:lang w:eastAsia="es-CO"/>
+        </w:rPr>
+        <w:t xml:space="preserve"> </w:t>
+      </w:r>
+      <w:r>
+        <w:rPr>
+          <w:rFonts w:cs="Calibri"/>
+          <w:lang w:eastAsia="es-CO"/>
+        </w:rPr>
+        <w:t xml:space="preserve">en cuenta las características faciales y corporales y el </w:t>
       </w:r>
       <w:r>
         <w:rPr>
@@ -16160,7 +15853,21 @@
           <w:lang w:eastAsia="es-CO"/>
         </w:rPr>
         <w:lastRenderedPageBreak/>
-        <w:t>cambio oportuno de los filtros o cartuchos son fundamentales para garantizar la efectividad de este tipo de protección.</w:t>
+        <w:t>cambio oportuno de los filtros o cartuchos</w:t>
+      </w:r>
+      <w:r>
+        <w:rPr>
+          <w:rFonts w:cs="Calibri"/>
+          <w:lang w:eastAsia="es-CO"/>
+        </w:rPr>
+        <w:t>,</w:t>
+      </w:r>
+      <w:r>
+        <w:rPr>
+          <w:rFonts w:cs="Calibri"/>
+          <w:lang w:eastAsia="es-CO"/>
+        </w:rPr>
+        <w:t xml:space="preserve"> son fundamentales para garantizar la efectividad de este tipo de protección.</w:t>
       </w:r>
     </w:p>
     <w:p>
@@ -16244,7 +15951,35 @@
           <w:rFonts w:cs="Calibri"/>
           <w:lang w:eastAsia="es-CO"/>
         </w:rPr>
-        <w:t>, se emplea para evitar el contacto de sustancias químicas con los ojos y la cara, previniendo lesiones por salpicaduras, vapores o partículas. Generalmente se recomiendan las máscaras en policarbonato por su resistencia y durabilidad. La clase de protector facial se selecciona de acuerdo con el tipo de sustancia química a la que se exponga el individuo, el período de exposición y el ritmo de trabajo. Los protectores oculares y faciales deben ser cómodos, ajustándose a la nariz y la cara, ofreciendo un sellado adecuado y no deben interferir con otros elementos de protección, ni con los movimientos del usuario, además, deben mantenerse limpios y en buen estado para asegurar una visibilidad adecuada y una protección efectiva.</w:t>
+        <w:t>, se emplea para evitar el contacto de sustancias químicas con los ojos y la cara, previniendo lesiones por salpicaduras, vapores o partículas. Generalmente</w:t>
+      </w:r>
+      <w:r>
+        <w:rPr>
+          <w:rFonts w:cs="Calibri"/>
+          <w:lang w:eastAsia="es-CO"/>
+        </w:rPr>
+        <w:t>,</w:t>
+      </w:r>
+      <w:r>
+        <w:rPr>
+          <w:rFonts w:cs="Calibri"/>
+          <w:lang w:eastAsia="es-CO"/>
+        </w:rPr>
+        <w:t xml:space="preserve"> se</w:t>
+      </w:r>
+      <w:r>
+        <w:rPr>
+          <w:rFonts w:cs="Calibri"/>
+          <w:lang w:eastAsia="es-CO"/>
+        </w:rPr>
+        <w:t xml:space="preserve"> </w:t>
+      </w:r>
+      <w:r>
+        <w:rPr>
+          <w:rFonts w:cs="Calibri"/>
+          <w:lang w:eastAsia="es-CO"/>
+        </w:rPr>
+        <w:t>recomiendan las máscaras en policarbonato por su resistencia y durabilidad. La clase de protector facial se selecciona de acuerdo con el tipo de sustancia química a la que se exponga el individuo, el período de exposición y el ritmo de trabajo. Los protectores oculares y faciales deben ser cómodos, ajustándose a la nariz y la cara, ofreciendo un sellado adecuado y no deben interferir con otros elementos de protección, ni con los movimientos del usuario, además, deben mantenerse limpios y en buen estado para asegurar una visibilidad adecuada y una protección efectiva.</w:t>
       </w:r>
     </w:p>
     <w:p>
@@ -26903,13 +26638,14 @@
     <w:link w:val="FiguraCar"/>
     <w:autoRedefine/>
     <w:qFormat/>
-    <w:rsid w:val="00BC6ECD"/>
+    <w:rsid w:val="00107224"/>
     <w:pPr>
       <w:tabs>
         <w:tab w:val="left" w:pos="1134"/>
       </w:tabs>
       <w:spacing w:before="0" w:after="0"/>
       <w:ind w:firstLine="0"/>
+      <w:jc w:val="center"/>
     </w:pPr>
     <w:rPr>
       <w:rFonts w:cs="Times New Roman (Cuerpo en alfa"/>
@@ -26924,7 +26660,7 @@
   <w:style w:type="character" w:customStyle="1" w:styleId="FiguraCar">
     <w:name w:val="Figura Car"/>
     <w:link w:val="Figura"/>
-    <w:rsid w:val="00BC6ECD"/>
+    <w:rsid w:val="00107224"/>
     <w:rPr>
       <w:rFonts w:cs="Times New Roman (Cuerpo en alfa"/>
       <w:b/>
@@ -28132,6 +27868,19 @@
 </file>
 
 <file path=customXml/item1.xml><?xml version="1.0" encoding="utf-8"?>
+<b:Sources xmlns:b="http://schemas.openxmlformats.org/officeDocument/2006/bibliography" xmlns="http://schemas.openxmlformats.org/officeDocument/2006/bibliography" SelectedStyle="\APASixthEditionOfficeOnline.xsl" StyleName="APA" Version="6"/>
+</file>
+
+<file path=customXml/item2.xml><?xml version="1.0" encoding="utf-8"?>
+<?mso-contentType ?>
+<FormTemplates xmlns="http://schemas.microsoft.com/sharepoint/v3/contenttype/forms">
+  <Display>DocumentLibraryForm</Display>
+  <Edit>DocumentLibraryForm</Edit>
+  <New>DocumentLibraryForm</New>
+</FormTemplates>
+</file>
+
+<file path=customXml/item3.xml><?xml version="1.0" encoding="utf-8"?>
 <ct:contentTypeSchema xmlns:ct="http://schemas.microsoft.com/office/2006/metadata/contentType" xmlns:ma="http://schemas.microsoft.com/office/2006/metadata/properties/metaAttributes" ct:_="" ma:_="" ma:contentTypeName="Documento" ma:contentTypeID="0x0101006A81D6BD42E8DF4C91013959704817E1" ma:contentTypeVersion="15" ma:contentTypeDescription="Crear nuevo documento." ma:contentTypeScope="" ma:versionID="bf4f72ffd194f0963ff564daca6869f7">
   <xsd:schema xmlns:xsd="http://www.w3.org/2001/XMLSchema" xmlns:xs="http://www.w3.org/2001/XMLSchema" xmlns:p="http://schemas.microsoft.com/office/2006/metadata/properties" xmlns:ns2="13c90a0b-73bc-4dc0-be5f-28d77b615beb" xmlns:ns3="13c93bba-48ce-428c-bfe5-88b42c19b028" targetNamespace="http://schemas.microsoft.com/office/2006/metadata/properties" ma:root="true" ma:fieldsID="8718d6f4873a5b1392a45044efa78385" ns2:_="" ns3:_="">
     <xsd:import namespace="13c90a0b-73bc-4dc0-be5f-28d77b615beb"/>
@@ -28366,19 +28115,6 @@
 </ct:contentTypeSchema>
 </file>
 
-<file path=customXml/item2.xml><?xml version="1.0" encoding="utf-8"?>
-<?mso-contentType ?>
-<FormTemplates xmlns="http://schemas.microsoft.com/sharepoint/v3/contenttype/forms">
-  <Display>DocumentLibraryForm</Display>
-  <Edit>DocumentLibraryForm</Edit>
-  <New>DocumentLibraryForm</New>
-</FormTemplates>
-</file>
-
-<file path=customXml/item3.xml><?xml version="1.0" encoding="utf-8"?>
-<b:Sources xmlns:b="http://schemas.openxmlformats.org/officeDocument/2006/bibliography" xmlns="http://schemas.openxmlformats.org/officeDocument/2006/bibliography" SelectedStyle="\APASixthEditionOfficeOnline.xsl" StyleName="APA" Version="6"/>
-</file>
-
 <file path=customXml/item4.xml><?xml version="1.0" encoding="utf-8"?>
 <p:properties xmlns:p="http://schemas.microsoft.com/office/2006/metadata/properties" xmlns:xsi="http://www.w3.org/2001/XMLSchema-instance" xmlns:pc="http://schemas.microsoft.com/office/infopath/2007/PartnerControls">
   <documentManagement>
@@ -28391,7 +28127,11 @@
 </file>
 
 <file path=customXml/itemProps1.xml><?xml version="1.0" encoding="utf-8"?>
-<ds:datastoreItem xmlns:ds="http://schemas.openxmlformats.org/officeDocument/2006/customXml" ds:itemID="{81100333-9FCA-4478-A715-D0D1E2AEA6DA}"/>
+<ds:datastoreItem xmlns:ds="http://schemas.openxmlformats.org/officeDocument/2006/customXml" ds:itemID="{1AF2C25B-FB23-49D7-861B-D97474F002D2}">
+  <ds:schemaRefs>
+    <ds:schemaRef ds:uri="http://schemas.openxmlformats.org/officeDocument/2006/bibliography"/>
+  </ds:schemaRefs>
+</ds:datastoreItem>
 </file>
 
 <file path=customXml/itemProps2.xml><?xml version="1.0" encoding="utf-8"?>
@@ -28403,11 +28143,7 @@
 </file>
 
 <file path=customXml/itemProps3.xml><?xml version="1.0" encoding="utf-8"?>
-<ds:datastoreItem xmlns:ds="http://schemas.openxmlformats.org/officeDocument/2006/customXml" ds:itemID="{1AF2C25B-FB23-49D7-861B-D97474F002D2}">
-  <ds:schemaRefs>
-    <ds:schemaRef ds:uri="http://schemas.openxmlformats.org/officeDocument/2006/bibliography"/>
-  </ds:schemaRefs>
-</ds:datastoreItem>
+<ds:datastoreItem xmlns:ds="http://schemas.openxmlformats.org/officeDocument/2006/customXml" ds:itemID="{026C370C-F7B7-4A59-B6E6-C7DDBEC60EBA}"/>
 </file>
 
 <file path=customXml/itemProps4.xml><?xml version="1.0" encoding="utf-8"?>
